--- a/podcasts/guiones/unidad-5.docx
+++ b/podcasts/guiones/unidad-5.docx
@@ -1,10 +1,10 @@
 
 <file path=word/document.xml><?xml version="1.0" encoding="utf-8"?>
-<w:document xmlns:wpc="http://schemas.microsoft.com/office/word/2010/wordprocessingCanvas" xmlns:mc="http://schemas.openxmlformats.org/markup-compatibility/2006" xmlns:o="urn:schemas-microsoft-com:office:office" xmlns:r="http://schemas.openxmlformats.org/officeDocument/2006/relationships" xmlns:m="http://schemas.openxmlformats.org/officeDocument/2006/math" xmlns:v="urn:schemas-microsoft-com:vml" xmlns:wp14="http://schemas.microsoft.com/office/word/2010/wordprocessingDrawing" xmlns:wp="http://schemas.openxmlformats.org/drawingml/2006/wordprocessingDrawing" xmlns:w10="urn:schemas-microsoft-com:office:word" xmlns:w="http://schemas.openxmlformats.org/wordprocessingml/2006/main" xmlns:w14="http://schemas.microsoft.com/office/word/2010/wordml" xmlns:w15="http://schemas.microsoft.com/office/word/2012/wordml" xmlns:wpg="http://schemas.microsoft.com/office/word/2010/wordprocessingGroup" xmlns:wpi="http://schemas.microsoft.com/office/word/2010/wordprocessingInk" xmlns:wne="http://schemas.microsoft.com/office/word/2006/wordml" xmlns:wps="http://schemas.microsoft.com/office/word/2010/wordprocessingShape" xmlns:cx="http://schemas.microsoft.com/office/drawing/2014/chartex" xmlns:cx1="http://schemas.microsoft.com/office/drawing/2015/9/8/chartex" xmlns:cx2="http://schemas.microsoft.com/office/drawing/2015/10/21/chartex" xmlns:cx3="http://schemas.microsoft.com/office/drawing/2016/5/9/chartex" xmlns:cx4="http://schemas.microsoft.com/office/drawing/2016/5/10/chartex" xmlns:cx5="http://schemas.microsoft.com/office/drawing/2016/5/11/chartex" xmlns:cx6="http://schemas.microsoft.com/office/drawing/2016/5/12/chartex" xmlns:cx7="http://schemas.microsoft.com/office/drawing/2016/5/13/chartex" xmlns:cx8="http://schemas.microsoft.com/office/drawing/2016/5/14/chartex" xmlns:aink="http://schemas.microsoft.com/office/drawing/2016/ink" xmlns:am3d="http://schemas.microsoft.com/office/drawing/2017/model3d" xmlns:w16cex="http://schemas.microsoft.com/office/word/2018/wordml/cex" xmlns:w16cid="http://schemas.microsoft.com/office/word/2016/wordml/cid" xmlns:w16="http://schemas.microsoft.com/office/word/2018/wordml" xmlns:w16sdtdh="http://schemas.microsoft.com/office/word/2020/wordml/sdtdatahash" xmlns:w16se="http://schemas.microsoft.com/office/word/2015/wordml/symex" mc:Ignorable="w14 w15 wp14">
+<w:document xmlns:wpc="http://schemas.microsoft.com/office/word/2010/wordprocessingCanvas" xmlns:cx="http://schemas.microsoft.com/office/drawing/2014/chartex" xmlns:cx1="http://schemas.microsoft.com/office/drawing/2015/9/8/chartex" xmlns:cx2="http://schemas.microsoft.com/office/drawing/2015/10/21/chartex" xmlns:cx3="http://schemas.microsoft.com/office/drawing/2016/5/9/chartex" xmlns:cx4="http://schemas.microsoft.com/office/drawing/2016/5/10/chartex" xmlns:cx5="http://schemas.microsoft.com/office/drawing/2016/5/11/chartex" xmlns:cx6="http://schemas.microsoft.com/office/drawing/2016/5/12/chartex" xmlns:cx7="http://schemas.microsoft.com/office/drawing/2016/5/13/chartex" xmlns:cx8="http://schemas.microsoft.com/office/drawing/2016/5/14/chartex" xmlns:mc="http://schemas.openxmlformats.org/markup-compatibility/2006" xmlns:aink="http://schemas.microsoft.com/office/drawing/2016/ink" xmlns:am3d="http://schemas.microsoft.com/office/drawing/2017/model3d" xmlns:o="urn:schemas-microsoft-com:office:office" xmlns:oel="http://schemas.microsoft.com/office/2019/extlst" xmlns:r="http://schemas.openxmlformats.org/officeDocument/2006/relationships" xmlns:m="http://schemas.openxmlformats.org/officeDocument/2006/math" xmlns:v="urn:schemas-microsoft-com:vml" xmlns:wp14="http://schemas.microsoft.com/office/word/2010/wordprocessingDrawing" xmlns:wp="http://schemas.openxmlformats.org/drawingml/2006/wordprocessingDrawing" xmlns:w10="urn:schemas-microsoft-com:office:word" xmlns:w="http://schemas.openxmlformats.org/wordprocessingml/2006/main" xmlns:w14="http://schemas.microsoft.com/office/word/2010/wordml" xmlns:w15="http://schemas.microsoft.com/office/word/2012/wordml" xmlns:w16cex="http://schemas.microsoft.com/office/word/2018/wordml/cex" xmlns:w16cid="http://schemas.microsoft.com/office/word/2016/wordml/cid" xmlns:w16="http://schemas.microsoft.com/office/word/2018/wordml" xmlns:w16du="http://schemas.microsoft.com/office/word/2023/wordml/word16du" xmlns:w16sdtdh="http://schemas.microsoft.com/office/word/2020/wordml/sdtdatahash" xmlns:w16sdtfl="http://schemas.microsoft.com/office/word/2024/wordml/sdtformatlock" xmlns:w16se="http://schemas.microsoft.com/office/word/2015/wordml/symex" xmlns:wpg="http://schemas.microsoft.com/office/word/2010/wordprocessingGroup" xmlns:wpi="http://schemas.microsoft.com/office/word/2010/wordprocessingInk" xmlns:wne="http://schemas.microsoft.com/office/word/2006/wordml" xmlns:wps="http://schemas.microsoft.com/office/word/2010/wordprocessingShape" mc:Ignorable="w14 w15 w16se w16cid w16 w16cex w16sdtdh w16sdtfl w16du wp14">
   <w:body>
     <w:p>
       <w:pPr>
-        <w:pStyle w:val="Title"/>
+        <w:pStyle w:val="Ttulo"/>
         <w:spacing w:after="120"/>
       </w:pPr>
       <w:r>
@@ -15,16 +15,15 @@
           <w:sz w:val="32"/>
           <w:szCs w:val="32"/>
         </w:rPr>
-        <w:t xml:space="preserve">Unidad 5 · Competencia Básica 3ª: Mejora continua</w:t>
+        <w:t>Unidad 5 · Competencia Básica 3ª: Mejora continua</w:t>
       </w:r>
     </w:p>
     <w:p>
       <w:pPr>
         <w:pBdr>
-          <w:left w:val="single" w:color="00431C" w:sz="12" w:space="12"/>
+          <w:left w:val="single" w:sz="12" w:space="12" w:color="00431C"/>
         </w:pBdr>
         <w:spacing w:after="280"/>
-        <w:jc w:val="left"/>
       </w:pPr>
       <w:r>
         <w:rPr>
@@ -34,7 +33,7 @@
           <w:sz w:val="19"/>
           <w:szCs w:val="19"/>
         </w:rPr>
-        <w:t xml:space="preserve">Podcast de repaso · MOOC de Competencias Básicas · Junta de Andalucía</w:t>
+        <w:t>Podcast de repaso · MOOC de Competencias Básicas · Junta de Andalucía</w:t>
       </w:r>
       <w:r>
         <w:br/>
@@ -59,7 +58,7 @@
           <w:sz w:val="19"/>
           <w:szCs w:val="19"/>
         </w:rPr>
-        <w:t xml:space="preserve">Laura</w:t>
+        <w:t>Laura</w:t>
       </w:r>
       <w:r>
         <w:rPr>
@@ -81,7 +80,7 @@
           <w:sz w:val="19"/>
           <w:szCs w:val="19"/>
         </w:rPr>
-        <w:t xml:space="preserve">Carlos</w:t>
+        <w:t>Carlos</w:t>
       </w:r>
       <w:r>
         <w:rPr>
@@ -104,35 +103,33 @@
           <w:sz w:val="19"/>
           <w:szCs w:val="19"/>
         </w:rPr>
-        <w:t xml:space="preserve">Actualizado conforme al Decreto 91/2026, de 12 de mayo (BOJA núm. 93, de 18/05/2026).</w:t>
-      </w:r>
-    </w:p>
-    <w:p>
-      <w:pPr>
-        <w:pStyle w:val="Heading2"/>
-        <w:spacing w:after="120" w:before="320"/>
+        <w:t>Actualizado conforme al Decreto 91/2026, de 12 de mayo (BOJA núm. 93, de 18/05/2026).</w:t>
+      </w:r>
+    </w:p>
+    <w:p>
+      <w:pPr>
+        <w:pStyle w:val="Ttulo2"/>
+        <w:spacing w:before="320" w:after="120"/>
       </w:pPr>
       <w:r>
         <w:rPr>
           <w:b/>
           <w:bCs/>
           <w:color w:val="00431C"/>
-          <w:sz w:val="26"/>
-          <w:szCs w:val="26"/>
-        </w:rPr>
-        <w:t xml:space="preserve">Introducción: ¿por qué hablar de mejora continua?</w:t>
-      </w:r>
-    </w:p>
-    <w:p>
-      <w:pPr>
-        <w:spacing w:after="140"/>
-      </w:pPr>
-      <w:r>
-        <w:rPr>
-          <w:b/>
-          <w:bCs/>
-        </w:rPr>
-        <w:t xml:space="preserve">Carlos:</w:t>
+        </w:rPr>
+        <w:t>Introducción: ¿por qué hablar de mejora continua?</w:t>
+      </w:r>
+    </w:p>
+    <w:p>
+      <w:pPr>
+        <w:spacing w:after="140"/>
+      </w:pPr>
+      <w:r>
+        <w:rPr>
+          <w:b/>
+          <w:bCs/>
+        </w:rPr>
+        <w:t>Carlos:</w:t>
       </w:r>
       <w:r>
         <w:t xml:space="preserve"> Hola, Laura. Hoy veo que toca un tema interesante: la mejora continua. Suena bien, pero ¿de qué va exactamente?</w:t>
@@ -147,7 +144,7 @@
           <w:b/>
           <w:bCs/>
         </w:rPr>
-        <w:t xml:space="preserve">Laura:</w:t>
+        <w:t>Laura:</w:t>
       </w:r>
       <w:r>
         <w:t xml:space="preserve"> Buena pregunta, Carlos. La mejora continua es una forma de pensar y de trabajar: no conformarse nunca, buscar siempre cómo hacer las cosas un poco mejor. La idea de base es sencilla: en cualquier organización siempre hay margen de mejora. Y en la Junta de Andalucía esta mentalidad es clave para ofrecer servicios públicos más eficaces, eficientes y de calidad.</w:t>
@@ -162,7 +159,7 @@
           <w:b/>
           <w:bCs/>
         </w:rPr>
-        <w:t xml:space="preserve">Carlos:</w:t>
+        <w:t>Carlos:</w:t>
       </w:r>
       <w:r>
         <w:t xml:space="preserve"> O sea, que no hablamos de grandes revoluciones, sino de pequeños cambios constantes.</w:t>
@@ -177,7 +174,7 @@
           <w:b/>
           <w:bCs/>
         </w:rPr>
-        <w:t xml:space="preserve">Laura:</w:t>
+        <w:t>Laura:</w:t>
       </w:r>
       <w:r>
         <w:t xml:space="preserve"> Exacto. La mejora continua no es hacer un gran cambio una vez, sino cambios pequeños, planificados y constantes. Igual que en el deporte: no sirve entrenar un día al año, hay que ser constante.</w:t>
@@ -185,30 +182,28 @@
     </w:p>
     <w:p>
       <w:pPr>
-        <w:pStyle w:val="Heading2"/>
-        <w:spacing w:after="120" w:before="320"/>
+        <w:pStyle w:val="Ttulo2"/>
+        <w:spacing w:before="320" w:after="120"/>
       </w:pPr>
       <w:r>
         <w:rPr>
           <w:b/>
           <w:bCs/>
           <w:color w:val="00431C"/>
-          <w:sz w:val="26"/>
-          <w:szCs w:val="26"/>
-        </w:rPr>
-        <w:t xml:space="preserve">Bloque 1: Características y principios</w:t>
-      </w:r>
-    </w:p>
-    <w:p>
-      <w:pPr>
-        <w:spacing w:after="140"/>
-      </w:pPr>
-      <w:r>
-        <w:rPr>
-          <w:b/>
-          <w:bCs/>
-        </w:rPr>
-        <w:t xml:space="preserve">Carlos:</w:t>
+        </w:rPr>
+        <w:t>Bloque 1: Características y principios</w:t>
+      </w:r>
+    </w:p>
+    <w:p>
+      <w:pPr>
+        <w:spacing w:after="140"/>
+      </w:pPr>
+      <w:r>
+        <w:rPr>
+          <w:b/>
+          <w:bCs/>
+        </w:rPr>
+        <w:t>Carlos:</w:t>
       </w:r>
       <w:r>
         <w:t xml:space="preserve"> ¿Y cómo se define exactamente la mejora continua?</w:t>
@@ -223,7 +218,7 @@
           <w:b/>
           <w:bCs/>
         </w:rPr>
-        <w:t xml:space="preserve">Laura:</w:t>
+        <w:t>Laura:</w:t>
       </w:r>
       <w:r>
         <w:t xml:space="preserve"> Es un proceso de cambio permanente, sistemático y planificado, orientado a procesos, documentado y participativo. Sus características son que la mejora ha de ser interactiva, sistemática, participativa, orientada a procesos y centrada en la calidad.</w:t>
@@ -238,7 +233,7 @@
           <w:b/>
           <w:bCs/>
         </w:rPr>
-        <w:t xml:space="preserve">Carlos:</w:t>
+        <w:t>Carlos:</w:t>
       </w:r>
       <w:r>
         <w:t xml:space="preserve"> ¡Vaya lista! ¿Y cuáles son los principios básicos para aplicarla?</w:t>
@@ -253,7 +248,7 @@
           <w:b/>
           <w:bCs/>
         </w:rPr>
-        <w:t xml:space="preserve">Laura:</w:t>
+        <w:t>Laura:</w:t>
       </w:r>
       <w:r>
         <w:t xml:space="preserve"> Algunos muy claros:</w:t>
@@ -261,7 +256,7 @@
     </w:p>
     <w:p>
       <w:pPr>
-        <w:pStyle w:val="ListParagraph"/>
+        <w:pStyle w:val="Prrafodelista"/>
         <w:numPr>
           <w:ilvl w:val="0"/>
           <w:numId w:val="1"/>
@@ -269,12 +264,12 @@
         <w:spacing w:after="60"/>
       </w:pPr>
       <w:r>
-        <w:t xml:space="preserve">Simplicidad: mejor pequeños cambios fáciles que transformaciones imposibles.</w:t>
-      </w:r>
-    </w:p>
-    <w:p>
-      <w:pPr>
-        <w:pStyle w:val="ListParagraph"/>
+        <w:t>Simplicidad: mejor pequeños cambios fáciles que transformaciones imposibles.</w:t>
+      </w:r>
+    </w:p>
+    <w:p>
+      <w:pPr>
+        <w:pStyle w:val="Prrafodelista"/>
         <w:numPr>
           <w:ilvl w:val="0"/>
           <w:numId w:val="1"/>
@@ -282,12 +277,12 @@
         <w:spacing w:after="60"/>
       </w:pPr>
       <w:r>
-        <w:t xml:space="preserve">Estandarización: si algo funciona, lo dejamos por escrito y lo aplicamos siempre.</w:t>
-      </w:r>
-    </w:p>
-    <w:p>
-      <w:pPr>
-        <w:pStyle w:val="ListParagraph"/>
+        <w:t>Estandarización: si algo funciona, lo dejamos por escrito y lo aplicamos siempre.</w:t>
+      </w:r>
+    </w:p>
+    <w:p>
+      <w:pPr>
+        <w:pStyle w:val="Prrafodelista"/>
         <w:numPr>
           <w:ilvl w:val="0"/>
           <w:numId w:val="1"/>
@@ -295,12 +290,12 @@
         <w:spacing w:after="60"/>
       </w:pPr>
       <w:r>
-        <w:t xml:space="preserve">Confianza, pero verificación: no basta con pensar que algo mejora, hay que medirlo.</w:t>
-      </w:r>
-    </w:p>
-    <w:p>
-      <w:pPr>
-        <w:pStyle w:val="ListParagraph"/>
+        <w:t>Confianza, pero verificación: no basta con pensar que algo mejora, hay que medirlo.</w:t>
+      </w:r>
+    </w:p>
+    <w:p>
+      <w:pPr>
+        <w:pStyle w:val="Prrafodelista"/>
         <w:numPr>
           <w:ilvl w:val="0"/>
           <w:numId w:val="1"/>
@@ -308,12 +303,12 @@
         <w:spacing w:after="60"/>
       </w:pPr>
       <w:r>
-        <w:t xml:space="preserve">Trabajo colaborativo: las mejores mejoras surgen en equipo.</w:t>
-      </w:r>
-    </w:p>
-    <w:p>
-      <w:pPr>
-        <w:pStyle w:val="ListParagraph"/>
+        <w:t>Trabajo colaborativo: las mejores mejoras surgen en equipo.</w:t>
+      </w:r>
+    </w:p>
+    <w:p>
+      <w:pPr>
+        <w:pStyle w:val="Prrafodelista"/>
         <w:numPr>
           <w:ilvl w:val="0"/>
           <w:numId w:val="1"/>
@@ -321,12 +316,12 @@
         <w:spacing w:after="60"/>
       </w:pPr>
       <w:r>
-        <w:t xml:space="preserve">Beneficio global: la mejora debe ser buena para todas las partes.</w:t>
-      </w:r>
-    </w:p>
-    <w:p>
-      <w:pPr>
-        <w:pStyle w:val="ListParagraph"/>
+        <w:t>Beneficio global: la mejora debe ser buena para todas las partes.</w:t>
+      </w:r>
+    </w:p>
+    <w:p>
+      <w:pPr>
+        <w:pStyle w:val="Prrafodelista"/>
         <w:numPr>
           <w:ilvl w:val="0"/>
           <w:numId w:val="1"/>
@@ -334,19 +329,19 @@
         <w:spacing w:after="60"/>
       </w:pPr>
       <w:r>
-        <w:t xml:space="preserve">Orientación a resultados y calidad: todo debe medirse en términos de mejoras reales.</w:t>
-      </w:r>
-    </w:p>
-    <w:p>
-      <w:pPr>
-        <w:spacing w:after="140"/>
-      </w:pPr>
-      <w:r>
-        <w:rPr>
-          <w:b/>
-          <w:bCs/>
-        </w:rPr>
-        <w:t xml:space="preserve">Carlos:</w:t>
+        <w:t>Orientación a resultados y calidad: todo debe medirse en términos de mejoras reales.</w:t>
+      </w:r>
+    </w:p>
+    <w:p>
+      <w:pPr>
+        <w:spacing w:after="140"/>
+      </w:pPr>
+      <w:r>
+        <w:rPr>
+          <w:b/>
+          <w:bCs/>
+        </w:rPr>
+        <w:t>Carlos:</w:t>
       </w:r>
       <w:r>
         <w:t xml:space="preserve"> Ya voy entendiendo. La mejora no ocurre por arte de magia, sino que necesita un método bien pensado. Por eso se dice lo de planificar, hacer, comprobar y ajustar. ¿Es el famoso ciclo PDCA?</w:t>
@@ -361,7 +356,7 @@
           <w:b/>
           <w:bCs/>
         </w:rPr>
-        <w:t xml:space="preserve">Laura:</w:t>
+        <w:t>Laura:</w:t>
       </w:r>
       <w:r>
         <w:t xml:space="preserve"> ¡Exacto! Ese es el ciclo de Deming o PDCA, el método más usado para la mejora continua. Son cuatro fases que se repiten una y otra vez: planificamos qué mejorar, lo probamos, comprobamos resultados y ajustamos.</w:t>
@@ -369,30 +364,28 @@
     </w:p>
     <w:p>
       <w:pPr>
-        <w:pStyle w:val="Heading2"/>
-        <w:spacing w:after="120" w:before="320"/>
+        <w:pStyle w:val="Ttulo2"/>
+        <w:spacing w:before="320" w:after="120"/>
       </w:pPr>
       <w:r>
         <w:rPr>
           <w:b/>
           <w:bCs/>
           <w:color w:val="00431C"/>
-          <w:sz w:val="26"/>
-          <w:szCs w:val="26"/>
-        </w:rPr>
-        <w:t xml:space="preserve">Bloque 2: Metodologías</w:t>
-      </w:r>
-    </w:p>
-    <w:p>
-      <w:pPr>
-        <w:spacing w:after="140"/>
-      </w:pPr>
-      <w:r>
-        <w:rPr>
-          <w:b/>
-          <w:bCs/>
-        </w:rPr>
-        <w:t xml:space="preserve">Carlos:</w:t>
+        </w:rPr>
+        <w:t>Bloque 2: Metodologías</w:t>
+      </w:r>
+    </w:p>
+    <w:p>
+      <w:pPr>
+        <w:spacing w:after="140"/>
+      </w:pPr>
+      <w:r>
+        <w:rPr>
+          <w:b/>
+          <w:bCs/>
+        </w:rPr>
+        <w:t>Carlos:</w:t>
       </w:r>
       <w:r>
         <w:t xml:space="preserve"> ¿Y hay otras metodologías?</w:t>
@@ -407,7 +400,7 @@
           <w:b/>
           <w:bCs/>
         </w:rPr>
-        <w:t xml:space="preserve">Laura:</w:t>
+        <w:t>Laura:</w:t>
       </w:r>
       <w:r>
         <w:t xml:space="preserve"> Sí, varias. Por ejemplo:</w:t>
@@ -415,7 +408,7 @@
     </w:p>
     <w:p>
       <w:pPr>
-        <w:pStyle w:val="ListParagraph"/>
+        <w:pStyle w:val="Prrafodelista"/>
         <w:numPr>
           <w:ilvl w:val="0"/>
           <w:numId w:val="1"/>
@@ -423,12 +416,12 @@
         <w:spacing w:after="60"/>
       </w:pPr>
       <w:r>
-        <w:t xml:space="preserve">Lean Management: eliminar todo lo que no aporta valor, como esperas o duplicaciones.</w:t>
-      </w:r>
-    </w:p>
-    <w:p>
-      <w:pPr>
-        <w:pStyle w:val="ListParagraph"/>
+        <w:t>Lean Management: eliminar todo lo que no aporta valor, como esperas o duplicaciones.</w:t>
+      </w:r>
+    </w:p>
+    <w:p>
+      <w:pPr>
+        <w:pStyle w:val="Prrafodelista"/>
         <w:numPr>
           <w:ilvl w:val="0"/>
           <w:numId w:val="1"/>
@@ -436,12 +429,12 @@
         <w:spacing w:after="60"/>
       </w:pPr>
       <w:r>
-        <w:t xml:space="preserve">Kaizen: filosofía japonesa de pequeñas mejoras diarias y constantes.</w:t>
-      </w:r>
-    </w:p>
-    <w:p>
-      <w:pPr>
-        <w:pStyle w:val="ListParagraph"/>
+        <w:t>Kaizen: filosofía japonesa de pequeñas mejoras diarias y constantes.</w:t>
+      </w:r>
+    </w:p>
+    <w:p>
+      <w:pPr>
+        <w:pStyle w:val="Prrafodelista"/>
         <w:numPr>
           <w:ilvl w:val="0"/>
           <w:numId w:val="1"/>
@@ -449,19 +442,19 @@
         <w:spacing w:after="60"/>
       </w:pPr>
       <w:r>
-        <w:t xml:space="preserve">Las 5S: basada en la organización del espacio de trabajo, desde ordenar hasta mantener la disciplina.</w:t>
-      </w:r>
-    </w:p>
-    <w:p>
-      <w:pPr>
-        <w:spacing w:after="140"/>
-      </w:pPr>
-      <w:r>
-        <w:rPr>
-          <w:b/>
-          <w:bCs/>
-        </w:rPr>
-        <w:t xml:space="preserve">Carlos:</w:t>
+        <w:t>Las 5S: basada en la organización del espacio de trabajo, desde ordenar hasta mantener la disciplina.</w:t>
+      </w:r>
+    </w:p>
+    <w:p>
+      <w:pPr>
+        <w:spacing w:after="140"/>
+      </w:pPr>
+      <w:r>
+        <w:rPr>
+          <w:b/>
+          <w:bCs/>
+        </w:rPr>
+        <w:t>Carlos:</w:t>
       </w:r>
       <w:r>
         <w:t xml:space="preserve"> O sea, que no hay un único modo de generar mejora en las organizaciones.</w:t>
@@ -476,7 +469,7 @@
           <w:b/>
           <w:bCs/>
         </w:rPr>
-        <w:t xml:space="preserve">Laura:</w:t>
+        <w:t>Laura:</w:t>
       </w:r>
       <w:r>
         <w:t xml:space="preserve"> Correcto. Y lo ideal es utilizar la que mejor se adapte a nuestro contexto, e incluso combinarlas.</w:t>
@@ -484,30 +477,28 @@
     </w:p>
     <w:p>
       <w:pPr>
-        <w:pStyle w:val="Heading2"/>
-        <w:spacing w:after="120" w:before="320"/>
+        <w:pStyle w:val="Ttulo2"/>
+        <w:spacing w:before="320" w:after="120"/>
       </w:pPr>
       <w:r>
         <w:rPr>
           <w:b/>
           <w:bCs/>
           <w:color w:val="00431C"/>
-          <w:sz w:val="26"/>
-          <w:szCs w:val="26"/>
-        </w:rPr>
-        <w:t xml:space="preserve">Bloque 3: La mejora continua y la evaluación del desempeño</w:t>
-      </w:r>
-    </w:p>
-    <w:p>
-      <w:pPr>
-        <w:spacing w:after="140"/>
-      </w:pPr>
-      <w:r>
-        <w:rPr>
-          <w:b/>
-          <w:bCs/>
-        </w:rPr>
-        <w:t xml:space="preserve">Carlos:</w:t>
+        </w:rPr>
+        <w:t>Bloque 3: La mejora continua y la evaluación del desempeño</w:t>
+      </w:r>
+    </w:p>
+    <w:p>
+      <w:pPr>
+        <w:spacing w:after="140"/>
+      </w:pPr>
+      <w:r>
+        <w:rPr>
+          <w:b/>
+          <w:bCs/>
+        </w:rPr>
+        <w:t>Carlos:</w:t>
       </w:r>
       <w:r>
         <w:t xml:space="preserve"> Vale, pero esto suena muy teórico. ¿Cómo se ve en la práctica en la Junta de Andalucía?</w:t>
@@ -522,7 +513,8 @@
           <w:b/>
           <w:bCs/>
         </w:rPr>
-        <w:t xml:space="preserve">Laura:</w:t>
+        <w:lastRenderedPageBreak/>
+        <w:t>Laura:</w:t>
       </w:r>
       <w:r>
         <w:t xml:space="preserve"> Pues aquí es donde la cosa se ha puesto muy concreta, Carlos. Desde mayo de 2026 tenemos el Decreto 91/2026, de 12 de mayo, que regula la evaluación del desempeño y la carrera horizontal. Y la mejora continua aparece en él por partida doble.</w:t>
@@ -537,7 +529,7 @@
           <w:b/>
           <w:bCs/>
         </w:rPr>
-        <w:t xml:space="preserve">Carlos:</w:t>
+        <w:t>Carlos:</w:t>
       </w:r>
       <w:r>
         <w:t xml:space="preserve"> ¿Doble otra vez? A ver, explícame.</w:t>
@@ -552,7 +544,7 @@
           <w:b/>
           <w:bCs/>
         </w:rPr>
-        <w:t xml:space="preserve">Laura:</w:t>
+        <w:t>Laura:</w:t>
       </w:r>
       <w:r>
         <w:t xml:space="preserve"> Por un lado, la mejora continua es una de las seis competencias básicas, así que se valora en tu evaluación individual, en lo que el decreto llama el área contextual y organizacional.</w:t>
@@ -567,22 +559,22 @@
           <w:b/>
           <w:bCs/>
         </w:rPr>
-        <w:t xml:space="preserve">Carlos:</w:t>
-      </w:r>
-      <w:r>
-        <w:t xml:space="preserve"> Esa parte ya me suena de las unidades anteriores. ¿Y la otra?</w:t>
-      </w:r>
-    </w:p>
-    <w:p>
-      <w:pPr>
-        <w:spacing w:after="140"/>
-      </w:pPr>
-      <w:r>
-        <w:rPr>
-          <w:b/>
-          <w:bCs/>
-        </w:rPr>
-        <w:t xml:space="preserve">Laura:</w:t>
+        <w:t>Carlos:</w:t>
+      </w:r>
+      <w:r>
+        <w:t xml:space="preserve"> ¿Y la otra?</w:t>
+      </w:r>
+    </w:p>
+    <w:p>
+      <w:pPr>
+        <w:spacing w:after="140"/>
+      </w:pPr>
+      <w:r>
+        <w:rPr>
+          <w:b/>
+          <w:bCs/>
+        </w:rPr>
+        <w:t>Laura:</w:t>
       </w:r>
       <w:r>
         <w:t xml:space="preserve"> La otra es la novedad interesante: la evaluación del desempeño no es solo individual, también es colectiva, por unidad administrativa. Y en la evaluación colectiva hay un área contextual que valora tres cosas: la organización y coordinación interna, el trabajo en equipo y colaboración, y... la innovación y mejora continua.</w:t>
@@ -597,7 +589,7 @@
           <w:b/>
           <w:bCs/>
         </w:rPr>
-        <w:t xml:space="preserve">Carlos:</w:t>
+        <w:t>Carlos:</w:t>
       </w:r>
       <w:r>
         <w:t xml:space="preserve"> ¡Anda! O sea, que la mejora continua se evalúa a nivel de toda la unidad, no solo mía.</w:t>
@@ -612,7 +604,7 @@
           <w:b/>
           <w:bCs/>
         </w:rPr>
-        <w:t xml:space="preserve">Laura:</w:t>
+        <w:t>Laura:</w:t>
       </w:r>
       <w:r>
         <w:t xml:space="preserve"> Justo. Y el decreto la define muy bien ahí: son las iniciativas adoptadas para mejorar procesos o resultados, adaptándose a los cambios, colaborando y reorganizando roles y prioridades, con el fin de solucionar los problemas que se planteen.</w:t>
@@ -627,67 +619,7 @@
           <w:b/>
           <w:bCs/>
         </w:rPr>
-        <w:t xml:space="preserve">Carlos:</w:t>
-      </w:r>
-      <w:r>
-        <w:t xml:space="preserve"> Entonces las metodologías que hemos visto encajan aquí como un guante.</w:t>
-      </w:r>
-    </w:p>
-    <w:p>
-      <w:pPr>
-        <w:spacing w:after="140"/>
-      </w:pPr>
-      <w:r>
-        <w:rPr>
-          <w:b/>
-          <w:bCs/>
-        </w:rPr>
-        <w:t xml:space="preserve">Laura:</w:t>
-      </w:r>
-      <w:r>
-        <w:t xml:space="preserve"> Como un guante. Lean, por ejemplo, es especialmente adecuada para conectar la mejora continua con la evaluación colectiva, porque se orienta precisamente a detectar ineficiencias, eliminar tareas que no aportan valor y reducir retrasos. Es decir, hace visible y medible eso que el decreto quiere valorar.</w:t>
-      </w:r>
-    </w:p>
-    <w:p>
-      <w:pPr>
-        <w:spacing w:after="140"/>
-      </w:pPr>
-      <w:r>
-        <w:rPr>
-          <w:b/>
-          <w:bCs/>
-        </w:rPr>
-        <w:t xml:space="preserve">Carlos:</w:t>
-      </w:r>
-      <w:r>
-        <w:t xml:space="preserve"> ¿Y cuánto pesa lo colectivo?</w:t>
-      </w:r>
-    </w:p>
-    <w:p>
-      <w:pPr>
-        <w:spacing w:after="140"/>
-      </w:pPr>
-      <w:r>
-        <w:rPr>
-          <w:b/>
-          <w:bCs/>
-        </w:rPr>
-        <w:t xml:space="preserve">Laura:</w:t>
-      </w:r>
-      <w:r>
-        <w:t xml:space="preserve"> Con carácter general, hasta un 85 % la evaluación individual y un mínimo del 15 % la colectiva, aunque esa ponderación puede modularse según la unidad. Lo importante es la idea de fondo: el decreto dice expresamente que la evaluación individual debe orientarse a favorecer el logro de los objetivos colectivos, promoviendo la corresponsabilidad en los resultados comunes.</w:t>
-      </w:r>
-    </w:p>
-    <w:p>
-      <w:pPr>
-        <w:spacing w:after="140"/>
-      </w:pPr>
-      <w:r>
-        <w:rPr>
-          <w:b/>
-          <w:bCs/>
-        </w:rPr>
-        <w:t xml:space="preserve">Carlos:</w:t>
+        <w:t>Carlos:</w:t>
       </w:r>
       <w:r>
         <w:t xml:space="preserve"> Vamos, que mejorar yo solo en mi mesa no basta.</w:t>
@@ -702,7 +634,7 @@
           <w:b/>
           <w:bCs/>
         </w:rPr>
-        <w:t xml:space="preserve">Laura:</w:t>
+        <w:t>Laura:</w:t>
       </w:r>
       <w:r>
         <w:t xml:space="preserve"> No basta. Y cada persona, desde el rol que desempeña (soporte o apoyo, técnico o directivo), puede contribuir a la mejora continua de su unidad y aspirar a un nivel alto de desempeño.</w:t>
@@ -710,30 +642,28 @@
     </w:p>
     <w:p>
       <w:pPr>
-        <w:pStyle w:val="Heading2"/>
-        <w:spacing w:after="120" w:before="320"/>
+        <w:pStyle w:val="Ttulo2"/>
+        <w:spacing w:before="320" w:after="120"/>
       </w:pPr>
       <w:r>
         <w:rPr>
           <w:b/>
           <w:bCs/>
           <w:color w:val="00431C"/>
-          <w:sz w:val="26"/>
-          <w:szCs w:val="26"/>
-        </w:rPr>
-        <w:t xml:space="preserve">Bloque 4: Beneficios y actitudes</w:t>
-      </w:r>
-    </w:p>
-    <w:p>
-      <w:pPr>
-        <w:spacing w:after="140"/>
-      </w:pPr>
-      <w:r>
-        <w:rPr>
-          <w:b/>
-          <w:bCs/>
-        </w:rPr>
-        <w:t xml:space="preserve">Carlos:</w:t>
+        </w:rPr>
+        <w:t>Bloque 4: Beneficios y actitudes</w:t>
+      </w:r>
+    </w:p>
+    <w:p>
+      <w:pPr>
+        <w:spacing w:after="140"/>
+      </w:pPr>
+      <w:r>
+        <w:rPr>
+          <w:b/>
+          <w:bCs/>
+        </w:rPr>
+        <w:t>Carlos:</w:t>
       </w:r>
       <w:r>
         <w:t xml:space="preserve"> Y dime, ¿qué gano yo como persona que trabaja en la Junta de Andalucía aplicando la mejora continua?</w:t>
@@ -748,7 +678,7 @@
           <w:b/>
           <w:bCs/>
         </w:rPr>
-        <w:t xml:space="preserve">Laura:</w:t>
+        <w:t>Laura:</w:t>
       </w:r>
       <w:r>
         <w:t xml:space="preserve"> Bastante, Carlos. Te ayuda a crecer profesionalmente, a organizarte mejor, a ser más eficiente y, sobre todo, a sentir satisfacción al ver que tu trabajo mejora. Además, aumenta tu capacidad de adaptación ante los cambios que antes o después llegan.</w:t>
@@ -763,7 +693,7 @@
           <w:b/>
           <w:bCs/>
         </w:rPr>
-        <w:t xml:space="preserve">Carlos:</w:t>
+        <w:t>Carlos:</w:t>
       </w:r>
       <w:r>
         <w:t xml:space="preserve"> Y para la organización imagino que también hay beneficios.</w:t>
@@ -778,7 +708,7 @@
           <w:b/>
           <w:bCs/>
         </w:rPr>
-        <w:t xml:space="preserve">Laura:</w:t>
+        <w:t>Laura:</w:t>
       </w:r>
       <w:r>
         <w:t xml:space="preserve"> Sí, muchísimos: mayor eficiencia, mejor servicio a la ciudadanía, innovación, motivación del personal y un uso más responsable de los recursos. Y, claro, la sociedad lo nota en servicios más rápidos, claros y cercanos.</w:t>
@@ -793,7 +723,7 @@
           <w:b/>
           <w:bCs/>
         </w:rPr>
-        <w:t xml:space="preserve">Carlos:</w:t>
+        <w:t>Carlos:</w:t>
       </w:r>
       <w:r>
         <w:t xml:space="preserve"> Vamos, que todos ganamos.</w:t>
@@ -808,7 +738,7 @@
           <w:b/>
           <w:bCs/>
         </w:rPr>
-        <w:t xml:space="preserve">Laura:</w:t>
+        <w:t>Laura:</w:t>
       </w:r>
       <w:r>
         <w:t xml:space="preserve"> Exactamente. Por eso decimos que la mejora continua no es un lujo, es una necesidad.</w:t>
@@ -816,30 +746,28 @@
     </w:p>
     <w:p>
       <w:pPr>
-        <w:pStyle w:val="Heading2"/>
-        <w:spacing w:after="120" w:before="320"/>
+        <w:pStyle w:val="Ttulo2"/>
+        <w:spacing w:before="320" w:after="120"/>
       </w:pPr>
       <w:r>
         <w:rPr>
           <w:b/>
           <w:bCs/>
           <w:color w:val="00431C"/>
-          <w:sz w:val="26"/>
-          <w:szCs w:val="26"/>
-        </w:rPr>
-        <w:t xml:space="preserve">Cierre</w:t>
-      </w:r>
-    </w:p>
-    <w:p>
-      <w:pPr>
-        <w:spacing w:after="140"/>
-      </w:pPr>
-      <w:r>
-        <w:rPr>
-          <w:b/>
-          <w:bCs/>
-        </w:rPr>
-        <w:t xml:space="preserve">Carlos:</w:t>
+        </w:rPr>
+        <w:t>Cierre</w:t>
+      </w:r>
+    </w:p>
+    <w:p>
+      <w:pPr>
+        <w:spacing w:after="140"/>
+      </w:pPr>
+      <w:r>
+        <w:rPr>
+          <w:b/>
+          <w:bCs/>
+        </w:rPr>
+        <w:t>Carlos:</w:t>
       </w:r>
       <w:r>
         <w:t xml:space="preserve"> Me quedo con la idea de que la mejora continua no es solo hacer mejor un trabajo concreto en un momento determinado, sino una forma de pensar y actuar cada día.</w:t>
@@ -854,7 +782,7 @@
           <w:b/>
           <w:bCs/>
         </w:rPr>
-        <w:t xml:space="preserve">Laura:</w:t>
+        <w:t>Laura:</w:t>
       </w:r>
       <w:r>
         <w:t xml:space="preserve"> Esa es la clave. La mejora continua no es un destino, es un camino constante. Y recuerda: lo que no se mide, no se puede mejorar.</w:t>
@@ -869,7 +797,7 @@
           <w:b/>
           <w:bCs/>
         </w:rPr>
-        <w:t xml:space="preserve">Carlos:</w:t>
+        <w:t>Carlos:</w:t>
       </w:r>
       <w:r>
         <w:t xml:space="preserve"> Gracias, Laura. Me llevo buenas ideas para poner en práctica desde ya.</w:t>
@@ -884,105 +812,29 @@
           <w:b/>
           <w:bCs/>
         </w:rPr>
-        <w:t xml:space="preserve">Laura:</w:t>
+        <w:t>Laura:</w:t>
       </w:r>
       <w:r>
         <w:t xml:space="preserve"> Perfecto, Carlos. Y a quienes nos escuchan, os animamos a mirar vuestro trabajo con esas gafas de mejora. ¡Siempre hay margen para dar un paso más!</w:t>
       </w:r>
     </w:p>
     <w:sectPr>
-      <w:pgSz w:w="11906" w:h="16838" w:orient="portrait"/>
+      <w:pgSz w:w="11906" w:h="16838"/>
       <w:pgMar w:top="1134" w:right="1134" w:bottom="1134" w:left="1134" w:header="708" w:footer="708" w:gutter="0"/>
-      <w:pgNumType/>
+      <w:cols w:space="720"/>
       <w:docGrid w:linePitch="360"/>
     </w:sectPr>
   </w:body>
 </w:document>
 </file>
 
-<file path=word/comments.xml><?xml version="1.0" encoding="utf-8"?>
-<w:comments xmlns:cx="http://schemas.microsoft.com/office/drawing/2014/chartex" xmlns:cx1="http://schemas.microsoft.com/office/drawing/2015/9/8/chartex" xmlns:cx2="http://schemas.microsoft.com/office/drawing/2015/10/21/chartex" xmlns:cx3="http://schemas.microsoft.com/office/drawing/2016/5/9/chartex" xmlns:cx4="http://schemas.microsoft.com/office/drawing/2016/5/10/chartex" xmlns:cx5="http://schemas.microsoft.com/office/drawing/2016/5/11/chartex" xmlns:cx6="http://schemas.microsoft.com/office/drawing/2016/5/12/chartex" xmlns:cx7="http://schemas.microsoft.com/office/drawing/2016/5/13/chartex" xmlns:cx8="http://schemas.microsoft.com/office/drawing/2016/5/14/chartex" xmlns:mc="http://schemas.openxmlformats.org/markup-compatibility/2006" xmlns:aink="http://schemas.microsoft.com/office/drawing/2016/ink" xmlns:am3d="http://schemas.microsoft.com/office/drawing/2017/model3d" xmlns:o="urn:schemas-microsoft-com:office:office" xmlns:r="http://schemas.openxmlformats.org/officeDocument/2006/relationships" xmlns:m="http://schemas.openxmlformats.org/officeDocument/2006/math" xmlns:v="urn:schemas-microsoft-com:vml" xmlns:wp14="http://schemas.microsoft.com/office/word/2010/wordprocessingDrawing" xmlns:wp="http://schemas.openxmlformats.org/drawingml/2006/wordprocessingDrawing" xmlns:w10="urn:schemas-microsoft-com:office:word" xmlns:w="http://schemas.openxmlformats.org/wordprocessingml/2006/main" xmlns:w14="http://schemas.microsoft.com/office/word/2010/wordml" xmlns:w15="http://schemas.microsoft.com/office/word/2012/wordml" xmlns:w16cex="http://schemas.microsoft.com/office/word/2018/wordml/cex" xmlns:w16cid="http://schemas.microsoft.com/office/word/2016/wordml/cid" xmlns:w16="http://schemas.microsoft.com/office/word/2018/wordml" xmlns:w16sdtdh="http://schemas.microsoft.com/office/word/2020/wordml/sdtdatahash" xmlns:w16se="http://schemas.microsoft.com/office/word/2015/wordml/symex" xmlns:wpg="http://schemas.microsoft.com/office/word/2010/wordprocessingGroup" xmlns:wpi="http://schemas.microsoft.com/office/word/2010/wordprocessingInk" xmlns:wne="http://schemas.microsoft.com/office/word/2006/wordml" xmlns:wps="http://schemas.microsoft.com/office/word/2010/wordprocessingShape"/>
-</file>
-
-<file path=word/endnotes.xml><?xml version="1.0" encoding="utf-8"?>
-<w:endnotes xmlns:wpc="http://schemas.microsoft.com/office/word/2010/wordprocessingCanvas" xmlns:mc="http://schemas.openxmlformats.org/markup-compatibility/2006" xmlns:o="urn:schemas-microsoft-com:office:office" xmlns:r="http://schemas.openxmlformats.org/officeDocument/2006/relationships" xmlns:m="http://schemas.openxmlformats.org/officeDocument/2006/math" xmlns:v="urn:schemas-microsoft-com:vml" xmlns:wp14="http://schemas.microsoft.com/office/word/2010/wordprocessingDrawing" xmlns:wp="http://schemas.openxmlformats.org/drawingml/2006/wordprocessingDrawing" xmlns:w10="urn:schemas-microsoft-com:office:word" xmlns:w="http://schemas.openxmlformats.org/wordprocessingml/2006/main" xmlns:w14="http://schemas.microsoft.com/office/word/2010/wordml" xmlns:w15="http://schemas.microsoft.com/office/word/2012/wordml" xmlns:wpg="http://schemas.microsoft.com/office/word/2010/wordprocessingGroup" xmlns:wpi="http://schemas.microsoft.com/office/word/2010/wordprocessingInk" xmlns:wne="http://schemas.microsoft.com/office/word/2006/wordml" xmlns:wps="http://schemas.microsoft.com/office/word/2010/wordprocessingShape" mc:Ignorable="w14 w15 wp14">
-  <w:endnote w:type="separator" w:id="-1">
-    <w:p>
-      <w:pPr>
-        <w:spacing w:after="0" w:line="240" w:lineRule="auto"/>
-      </w:pPr>
-      <w:r>
-        <w:rPr>
-          <w:rStyle w:val="EndnoteReference"/>
-        </w:rPr>
-        <w:endnoteRef/>
-      </w:r>
-      <w:r>
-        <w:separator/>
-      </w:r>
-    </w:p>
-  </w:endnote>
-  <w:endnote w:type="continuationSeparator" w:id="0">
-    <w:p>
-      <w:pPr>
-        <w:spacing w:after="0" w:line="240" w:lineRule="auto"/>
-      </w:pPr>
-      <w:r>
-        <w:rPr>
-          <w:rStyle w:val="EndnoteReference"/>
-        </w:rPr>
-        <w:endnoteRef/>
-      </w:r>
-      <w:r>
-        <w:continuationSeparator/>
-      </w:r>
-    </w:p>
-  </w:endnote>
-</w:endnotes>
-</file>
-
-<file path=word/footnotes.xml><?xml version="1.0" encoding="utf-8"?>
-<w:footnotes xmlns:wpc="http://schemas.microsoft.com/office/word/2010/wordprocessingCanvas" xmlns:mc="http://schemas.openxmlformats.org/markup-compatibility/2006" xmlns:o="urn:schemas-microsoft-com:office:office" xmlns:r="http://schemas.openxmlformats.org/officeDocument/2006/relationships" xmlns:m="http://schemas.openxmlformats.org/officeDocument/2006/math" xmlns:v="urn:schemas-microsoft-com:vml" xmlns:wp14="http://schemas.microsoft.com/office/word/2010/wordprocessingDrawing" xmlns:wp="http://schemas.openxmlformats.org/drawingml/2006/wordprocessingDrawing" xmlns:w10="urn:schemas-microsoft-com:office:word" xmlns:w="http://schemas.openxmlformats.org/wordprocessingml/2006/main" xmlns:w14="http://schemas.microsoft.com/office/word/2010/wordml" xmlns:w15="http://schemas.microsoft.com/office/word/2012/wordml" xmlns:wpg="http://schemas.microsoft.com/office/word/2010/wordprocessingGroup" xmlns:wpi="http://schemas.microsoft.com/office/word/2010/wordprocessingInk" xmlns:wne="http://schemas.microsoft.com/office/word/2006/wordml" xmlns:wps="http://schemas.microsoft.com/office/word/2010/wordprocessingShape" mc:Ignorable="w14 w15 wp14">
-  <w:footnote w:type="separator" w:id="-1">
-    <w:p>
-      <w:pPr>
-        <w:spacing w:after="0" w:line="240" w:lineRule="auto"/>
-      </w:pPr>
-      <w:r>
-        <w:rPr>
-          <w:rStyle w:val="FootnoteReference"/>
-        </w:rPr>
-        <w:footnoteRef/>
-      </w:r>
-      <w:r>
-        <w:separator/>
-      </w:r>
-    </w:p>
-  </w:footnote>
-  <w:footnote w:type="continuationSeparator" w:id="0">
-    <w:p>
-      <w:pPr>
-        <w:spacing w:after="0" w:line="240" w:lineRule="auto"/>
-      </w:pPr>
-      <w:r>
-        <w:rPr>
-          <w:rStyle w:val="FootnoteReference"/>
-        </w:rPr>
-        <w:footnoteRef/>
-      </w:r>
-      <w:r>
-        <w:continuationSeparator/>
-      </w:r>
-    </w:p>
-  </w:footnote>
-</w:footnotes>
-</file>
-
 <file path=word/numbering.xml><?xml version="1.0" encoding="utf-8"?>
-<w:numbering xmlns:wpc="http://schemas.microsoft.com/office/word/2010/wordprocessingCanvas" xmlns:mc="http://schemas.openxmlformats.org/markup-compatibility/2006" xmlns:o="urn:schemas-microsoft-com:office:office" xmlns:r="http://schemas.openxmlformats.org/officeDocument/2006/relationships" xmlns:m="http://schemas.openxmlformats.org/officeDocument/2006/math" xmlns:v="urn:schemas-microsoft-com:vml" xmlns:wp14="http://schemas.microsoft.com/office/word/2010/wordprocessingDrawing" xmlns:wp="http://schemas.openxmlformats.org/drawingml/2006/wordprocessingDrawing" xmlns:w10="urn:schemas-microsoft-com:office:word" xmlns:w="http://schemas.openxmlformats.org/wordprocessingml/2006/main" xmlns:w14="http://schemas.microsoft.com/office/word/2010/wordml" xmlns:w15="http://schemas.microsoft.com/office/word/2012/wordml" xmlns:wpg="http://schemas.microsoft.com/office/word/2010/wordprocessingGroup" xmlns:wpi="http://schemas.microsoft.com/office/word/2010/wordprocessingInk" xmlns:wne="http://schemas.microsoft.com/office/word/2006/wordml" xmlns:wps="http://schemas.microsoft.com/office/word/2010/wordprocessingShape" mc:Ignorable="w14 w15 wp14">
-  <w:abstractNum w:abstractNumId="1" w15:restartNumberingAfterBreak="0">
+<w:numbering xmlns:wpc="http://schemas.microsoft.com/office/word/2010/wordprocessingCanvas" xmlns:cx="http://schemas.microsoft.com/office/drawing/2014/chartex" xmlns:cx1="http://schemas.microsoft.com/office/drawing/2015/9/8/chartex" xmlns:cx2="http://schemas.microsoft.com/office/drawing/2015/10/21/chartex" xmlns:cx3="http://schemas.microsoft.com/office/drawing/2016/5/9/chartex" xmlns:cx4="http://schemas.microsoft.com/office/drawing/2016/5/10/chartex" xmlns:cx5="http://schemas.microsoft.com/office/drawing/2016/5/11/chartex" xmlns:cx6="http://schemas.microsoft.com/office/drawing/2016/5/12/chartex" xmlns:cx7="http://schemas.microsoft.com/office/drawing/2016/5/13/chartex" xmlns:cx8="http://schemas.microsoft.com/office/drawing/2016/5/14/chartex" xmlns:mc="http://schemas.openxmlformats.org/markup-compatibility/2006" xmlns:aink="http://schemas.microsoft.com/office/drawing/2016/ink" xmlns:am3d="http://schemas.microsoft.com/office/drawing/2017/model3d" xmlns:o="urn:schemas-microsoft-com:office:office" xmlns:oel="http://schemas.microsoft.com/office/2019/extlst" xmlns:r="http://schemas.openxmlformats.org/officeDocument/2006/relationships" xmlns:m="http://schemas.openxmlformats.org/officeDocument/2006/math" xmlns:v="urn:schemas-microsoft-com:vml" xmlns:wp14="http://schemas.microsoft.com/office/word/2010/wordprocessingDrawing" xmlns:wp="http://schemas.openxmlformats.org/drawingml/2006/wordprocessingDrawing" xmlns:w10="urn:schemas-microsoft-com:office:word" xmlns:w="http://schemas.openxmlformats.org/wordprocessingml/2006/main" xmlns:w14="http://schemas.microsoft.com/office/word/2010/wordml" xmlns:w15="http://schemas.microsoft.com/office/word/2012/wordml" xmlns:w16cex="http://schemas.microsoft.com/office/word/2018/wordml/cex" xmlns:w16cid="http://schemas.microsoft.com/office/word/2016/wordml/cid" xmlns:w16="http://schemas.microsoft.com/office/word/2018/wordml" xmlns:w16du="http://schemas.microsoft.com/office/word/2023/wordml/word16du" xmlns:w16sdtdh="http://schemas.microsoft.com/office/word/2020/wordml/sdtdatahash" xmlns:w16sdtfl="http://schemas.microsoft.com/office/word/2024/wordml/sdtformatlock" xmlns:w16se="http://schemas.microsoft.com/office/word/2015/wordml/symex" xmlns:wpg="http://schemas.microsoft.com/office/word/2010/wordprocessingGroup" xmlns:wpi="http://schemas.microsoft.com/office/word/2010/wordprocessingInk" xmlns:wne="http://schemas.microsoft.com/office/word/2006/wordml" xmlns:wps="http://schemas.microsoft.com/office/word/2010/wordprocessingShape" mc:Ignorable="w14 w15 w16se w16cid w16 w16cex w16sdtdh w16sdtfl w16du wp14">
+  <w:abstractNum w:abstractNumId="0" w15:restartNumberingAfterBreak="0">
+    <w:nsid w:val="55393AD8"/>
     <w:multiLevelType w:val="hybridMultilevel"/>
-    <w:lvl w:ilvl="0" w15:tentative="1">
+    <w:tmpl w:val="408A65D4"/>
+    <w:lvl w:ilvl="0" w:tplc="DF5C4F80">
       <w:start w:val="1"/>
       <w:numFmt w:val="bullet"/>
       <w:lvlText w:val="●"/>
@@ -991,7 +843,7 @@
         <w:ind w:left="720" w:hanging="360"/>
       </w:pPr>
     </w:lvl>
-    <w:lvl w:ilvl="1" w15:tentative="1">
+    <w:lvl w:ilvl="1" w:tplc="4D868A38">
       <w:start w:val="1"/>
       <w:numFmt w:val="bullet"/>
       <w:lvlText w:val="○"/>
@@ -1000,7 +852,7 @@
         <w:ind w:left="1440" w:hanging="360"/>
       </w:pPr>
     </w:lvl>
-    <w:lvl w:ilvl="2" w15:tentative="1">
+    <w:lvl w:ilvl="2" w:tplc="2C588082">
       <w:start w:val="1"/>
       <w:numFmt w:val="bullet"/>
       <w:lvlText w:val="■"/>
@@ -1009,7 +861,7 @@
         <w:ind w:left="2160" w:hanging="360"/>
       </w:pPr>
     </w:lvl>
-    <w:lvl w:ilvl="3" w15:tentative="1">
+    <w:lvl w:ilvl="3" w:tplc="A42E0910">
       <w:start w:val="1"/>
       <w:numFmt w:val="bullet"/>
       <w:lvlText w:val="●"/>
@@ -1018,7 +870,7 @@
         <w:ind w:left="2880" w:hanging="360"/>
       </w:pPr>
     </w:lvl>
-    <w:lvl w:ilvl="4" w15:tentative="1">
+    <w:lvl w:ilvl="4" w:tplc="05642770">
       <w:start w:val="1"/>
       <w:numFmt w:val="bullet"/>
       <w:lvlText w:val="○"/>
@@ -1027,7 +879,7 @@
         <w:ind w:left="3600" w:hanging="360"/>
       </w:pPr>
     </w:lvl>
-    <w:lvl w:ilvl="5" w15:tentative="1">
+    <w:lvl w:ilvl="5" w:tplc="5A2CA948">
       <w:start w:val="1"/>
       <w:numFmt w:val="bullet"/>
       <w:lvlText w:val="■"/>
@@ -1036,7 +888,7 @@
         <w:ind w:left="4320" w:hanging="360"/>
       </w:pPr>
     </w:lvl>
-    <w:lvl w:ilvl="6" w15:tentative="1">
+    <w:lvl w:ilvl="6" w:tplc="AD228CEA">
       <w:start w:val="1"/>
       <w:numFmt w:val="bullet"/>
       <w:lvlText w:val="●"/>
@@ -1045,7 +897,7 @@
         <w:ind w:left="5040" w:hanging="360"/>
       </w:pPr>
     </w:lvl>
-    <w:lvl w:ilvl="7" w15:tentative="1">
+    <w:lvl w:ilvl="7" w:tplc="86B8CCEE">
       <w:start w:val="1"/>
       <w:numFmt w:val="bullet"/>
       <w:lvlText w:val="●"/>
@@ -1054,7 +906,7 @@
         <w:ind w:left="5760" w:hanging="360"/>
       </w:pPr>
     </w:lvl>
-    <w:lvl w:ilvl="8" w15:tentative="1">
+    <w:lvl w:ilvl="8" w:tplc="51F8EAE4">
       <w:start w:val="1"/>
       <w:numFmt w:val="bullet"/>
       <w:lvlText w:val="●"/>
@@ -1064,8 +916,8 @@
       </w:pPr>
     </w:lvl>
   </w:abstractNum>
-  <w:num w:numId="1">
-    <w:abstractNumId w:val="1"/>
+  <w:num w:numId="1" w16cid:durableId="436104781">
+    <w:abstractNumId w:val="0"/>
     <w:lvlOverride w:ilvl="0">
       <w:startOverride w:val="1"/>
     </w:lvlOverride>
@@ -1074,101 +926,531 @@
 </file>
 
 <file path=word/styles.xml><?xml version="1.0" encoding="utf-8"?>
-<w:styles xmlns:mc="http://schemas.openxmlformats.org/markup-compatibility/2006" xmlns:r="http://schemas.openxmlformats.org/officeDocument/2006/relationships" xmlns:w="http://schemas.openxmlformats.org/wordprocessingml/2006/main" xmlns:w14="http://schemas.microsoft.com/office/word/2010/wordml" xmlns:w15="http://schemas.microsoft.com/office/word/2012/wordml" mc:Ignorable="w14 w15">
+<w:styles xmlns:mc="http://schemas.openxmlformats.org/markup-compatibility/2006" xmlns:r="http://schemas.openxmlformats.org/officeDocument/2006/relationships" xmlns:w="http://schemas.openxmlformats.org/wordprocessingml/2006/main" xmlns:w14="http://schemas.microsoft.com/office/word/2010/wordml" xmlns:w15="http://schemas.microsoft.com/office/word/2012/wordml" xmlns:w16cex="http://schemas.microsoft.com/office/word/2018/wordml/cex" xmlns:w16cid="http://schemas.microsoft.com/office/word/2016/wordml/cid" xmlns:w16="http://schemas.microsoft.com/office/word/2018/wordml" xmlns:w16du="http://schemas.microsoft.com/office/word/2023/wordml/word16du" xmlns:w16sdtdh="http://schemas.microsoft.com/office/word/2020/wordml/sdtdatahash" xmlns:w16sdtfl="http://schemas.microsoft.com/office/word/2024/wordml/sdtformatlock" xmlns:w16se="http://schemas.microsoft.com/office/word/2015/wordml/symex" mc:Ignorable="w14 w15 w16se w16cid w16 w16cex w16sdtdh w16sdtfl w16du">
   <w:docDefaults>
-    <w:rPrDefault/>
+    <w:rPrDefault>
+      <w:rPr>
+        <w:rFonts w:ascii="Times New Roman" w:eastAsia="Times New Roman" w:hAnsi="Times New Roman" w:cs="Times New Roman"/>
+        <w:lang w:val="es-ES" w:eastAsia="es-ES" w:bidi="ar-SA"/>
+      </w:rPr>
+    </w:rPrDefault>
     <w:pPrDefault/>
   </w:docDefaults>
-  <w:style w:type="paragraph" w:styleId="Title">
+  <w:latentStyles w:defLockedState="0" w:defUIPriority="99" w:defSemiHidden="0" w:defUnhideWhenUsed="0" w:defQFormat="0" w:count="376">
+    <w:lsdException w:name="Normal" w:uiPriority="0" w:qFormat="1"/>
+    <w:lsdException w:name="heading 1" w:uiPriority="9" w:qFormat="1"/>
+    <w:lsdException w:name="heading 2" w:semiHidden="1" w:uiPriority="9" w:unhideWhenUsed="1" w:qFormat="1"/>
+    <w:lsdException w:name="heading 3" w:semiHidden="1" w:uiPriority="9" w:unhideWhenUsed="1" w:qFormat="1"/>
+    <w:lsdException w:name="heading 4" w:semiHidden="1" w:uiPriority="9" w:unhideWhenUsed="1" w:qFormat="1"/>
+    <w:lsdException w:name="heading 5" w:semiHidden="1" w:uiPriority="9" w:unhideWhenUsed="1" w:qFormat="1"/>
+    <w:lsdException w:name="heading 6" w:semiHidden="1" w:uiPriority="9" w:unhideWhenUsed="1" w:qFormat="1"/>
+    <w:lsdException w:name="heading 7" w:semiHidden="1" w:uiPriority="9" w:unhideWhenUsed="1" w:qFormat="1"/>
+    <w:lsdException w:name="heading 8" w:semiHidden="1" w:uiPriority="9" w:unhideWhenUsed="1" w:qFormat="1"/>
+    <w:lsdException w:name="heading 9" w:semiHidden="1" w:uiPriority="9" w:unhideWhenUsed="1" w:qFormat="1"/>
+    <w:lsdException w:name="index 1" w:semiHidden="1" w:unhideWhenUsed="1"/>
+    <w:lsdException w:name="index 2" w:semiHidden="1" w:unhideWhenUsed="1"/>
+    <w:lsdException w:name="index 3" w:semiHidden="1" w:unhideWhenUsed="1"/>
+    <w:lsdException w:name="index 4" w:semiHidden="1" w:unhideWhenUsed="1"/>
+    <w:lsdException w:name="index 5" w:semiHidden="1" w:unhideWhenUsed="1"/>
+    <w:lsdException w:name="index 6" w:semiHidden="1" w:unhideWhenUsed="1"/>
+    <w:lsdException w:name="index 7" w:semiHidden="1" w:unhideWhenUsed="1"/>
+    <w:lsdException w:name="index 8" w:semiHidden="1" w:unhideWhenUsed="1"/>
+    <w:lsdException w:name="index 9" w:semiHidden="1" w:unhideWhenUsed="1"/>
+    <w:lsdException w:name="toc 1" w:semiHidden="1" w:uiPriority="39" w:unhideWhenUsed="1"/>
+    <w:lsdException w:name="toc 2" w:semiHidden="1" w:uiPriority="39" w:unhideWhenUsed="1"/>
+    <w:lsdException w:name="toc 3" w:semiHidden="1" w:uiPriority="39" w:unhideWhenUsed="1"/>
+    <w:lsdException w:name="toc 4" w:semiHidden="1" w:uiPriority="39" w:unhideWhenUsed="1"/>
+    <w:lsdException w:name="toc 5" w:semiHidden="1" w:uiPriority="39" w:unhideWhenUsed="1"/>
+    <w:lsdException w:name="toc 6" w:semiHidden="1" w:uiPriority="39" w:unhideWhenUsed="1"/>
+    <w:lsdException w:name="toc 7" w:semiHidden="1" w:uiPriority="39" w:unhideWhenUsed="1"/>
+    <w:lsdException w:name="toc 8" w:semiHidden="1" w:uiPriority="39" w:unhideWhenUsed="1"/>
+    <w:lsdException w:name="toc 9" w:semiHidden="1" w:uiPriority="39" w:unhideWhenUsed="1"/>
+    <w:lsdException w:name="Normal Indent" w:semiHidden="1" w:unhideWhenUsed="1"/>
+    <w:lsdException w:name="footnote text" w:semiHidden="1" w:unhideWhenUsed="1"/>
+    <w:lsdException w:name="annotation text" w:semiHidden="1" w:unhideWhenUsed="1"/>
+    <w:lsdException w:name="header" w:semiHidden="1" w:unhideWhenUsed="1"/>
+    <w:lsdException w:name="footer" w:semiHidden="1" w:unhideWhenUsed="1"/>
+    <w:lsdException w:name="index heading" w:semiHidden="1" w:unhideWhenUsed="1"/>
+    <w:lsdException w:name="caption" w:semiHidden="1" w:uiPriority="35" w:unhideWhenUsed="1" w:qFormat="1"/>
+    <w:lsdException w:name="table of figures" w:semiHidden="1" w:unhideWhenUsed="1"/>
+    <w:lsdException w:name="envelope address" w:semiHidden="1" w:unhideWhenUsed="1"/>
+    <w:lsdException w:name="envelope return" w:semiHidden="1" w:unhideWhenUsed="1"/>
+    <w:lsdException w:name="footnote reference" w:semiHidden="1" w:unhideWhenUsed="1"/>
+    <w:lsdException w:name="annotation reference" w:semiHidden="1" w:unhideWhenUsed="1"/>
+    <w:lsdException w:name="line number" w:semiHidden="1" w:unhideWhenUsed="1"/>
+    <w:lsdException w:name="page number" w:semiHidden="1" w:unhideWhenUsed="1"/>
+    <w:lsdException w:name="endnote reference" w:semiHidden="1" w:unhideWhenUsed="1"/>
+    <w:lsdException w:name="endnote text" w:semiHidden="1" w:unhideWhenUsed="1"/>
+    <w:lsdException w:name="table of authorities" w:semiHidden="1" w:unhideWhenUsed="1"/>
+    <w:lsdException w:name="macro" w:semiHidden="1" w:unhideWhenUsed="1"/>
+    <w:lsdException w:name="toa heading" w:semiHidden="1" w:unhideWhenUsed="1"/>
+    <w:lsdException w:name="List" w:semiHidden="1" w:unhideWhenUsed="1"/>
+    <w:lsdException w:name="List Bullet" w:semiHidden="1" w:unhideWhenUsed="1"/>
+    <w:lsdException w:name="List Number" w:semiHidden="1" w:unhideWhenUsed="1"/>
+    <w:lsdException w:name="List 2" w:semiHidden="1" w:unhideWhenUsed="1"/>
+    <w:lsdException w:name="List 3" w:semiHidden="1" w:unhideWhenUsed="1"/>
+    <w:lsdException w:name="List 4" w:semiHidden="1" w:unhideWhenUsed="1"/>
+    <w:lsdException w:name="List 5" w:semiHidden="1" w:unhideWhenUsed="1"/>
+    <w:lsdException w:name="List Bullet 2" w:semiHidden="1" w:unhideWhenUsed="1"/>
+    <w:lsdException w:name="List Bullet 3" w:semiHidden="1" w:unhideWhenUsed="1"/>
+    <w:lsdException w:name="List Bullet 4" w:semiHidden="1" w:unhideWhenUsed="1"/>
+    <w:lsdException w:name="List Bullet 5" w:semiHidden="1" w:unhideWhenUsed="1"/>
+    <w:lsdException w:name="List Number 2" w:semiHidden="1" w:unhideWhenUsed="1"/>
+    <w:lsdException w:name="List Number 3" w:semiHidden="1" w:unhideWhenUsed="1"/>
+    <w:lsdException w:name="List Number 4" w:semiHidden="1" w:unhideWhenUsed="1"/>
+    <w:lsdException w:name="List Number 5" w:semiHidden="1" w:unhideWhenUsed="1"/>
+    <w:lsdException w:name="Title" w:uiPriority="10" w:qFormat="1"/>
+    <w:lsdException w:name="Closing" w:semiHidden="1" w:unhideWhenUsed="1"/>
+    <w:lsdException w:name="Signature" w:semiHidden="1" w:unhideWhenUsed="1"/>
+    <w:lsdException w:name="Default Paragraph Font" w:semiHidden="1" w:uiPriority="1" w:unhideWhenUsed="1"/>
+    <w:lsdException w:name="Body Text" w:semiHidden="1" w:unhideWhenUsed="1"/>
+    <w:lsdException w:name="Body Text Indent" w:semiHidden="1" w:unhideWhenUsed="1"/>
+    <w:lsdException w:name="List Continue" w:semiHidden="1" w:unhideWhenUsed="1"/>
+    <w:lsdException w:name="List Continue 2" w:semiHidden="1" w:unhideWhenUsed="1"/>
+    <w:lsdException w:name="List Continue 3" w:semiHidden="1" w:unhideWhenUsed="1"/>
+    <w:lsdException w:name="List Continue 4" w:semiHidden="1" w:unhideWhenUsed="1"/>
+    <w:lsdException w:name="List Continue 5" w:semiHidden="1" w:unhideWhenUsed="1"/>
+    <w:lsdException w:name="Message Header" w:semiHidden="1" w:unhideWhenUsed="1"/>
+    <w:lsdException w:name="Subtitle" w:uiPriority="11" w:qFormat="1"/>
+    <w:lsdException w:name="Salutation" w:semiHidden="1" w:unhideWhenUsed="1"/>
+    <w:lsdException w:name="Date" w:semiHidden="1" w:unhideWhenUsed="1"/>
+    <w:lsdException w:name="Body Text First Indent" w:semiHidden="1" w:unhideWhenUsed="1"/>
+    <w:lsdException w:name="Body Text First Indent 2" w:semiHidden="1" w:unhideWhenUsed="1"/>
+    <w:lsdException w:name="Note Heading" w:semiHidden="1" w:unhideWhenUsed="1"/>
+    <w:lsdException w:name="Body Text 2" w:semiHidden="1" w:unhideWhenUsed="1"/>
+    <w:lsdException w:name="Body Text 3" w:semiHidden="1" w:unhideWhenUsed="1"/>
+    <w:lsdException w:name="Body Text Indent 2" w:semiHidden="1" w:unhideWhenUsed="1"/>
+    <w:lsdException w:name="Body Text Indent 3" w:semiHidden="1" w:unhideWhenUsed="1"/>
+    <w:lsdException w:name="Block Text" w:semiHidden="1" w:unhideWhenUsed="1"/>
+    <w:lsdException w:name="Hyperlink" w:semiHidden="1" w:unhideWhenUsed="1"/>
+    <w:lsdException w:name="FollowedHyperlink" w:semiHidden="1" w:unhideWhenUsed="1"/>
+    <w:lsdException w:name="Strong" w:uiPriority="22" w:qFormat="1"/>
+    <w:lsdException w:name="Emphasis" w:uiPriority="20" w:qFormat="1"/>
+    <w:lsdException w:name="Document Map" w:semiHidden="1" w:unhideWhenUsed="1"/>
+    <w:lsdException w:name="Plain Text" w:semiHidden="1" w:unhideWhenUsed="1"/>
+    <w:lsdException w:name="E-mail Signature" w:semiHidden="1" w:unhideWhenUsed="1"/>
+    <w:lsdException w:name="HTML Top of Form" w:semiHidden="1" w:unhideWhenUsed="1"/>
+    <w:lsdException w:name="HTML Bottom of Form" w:semiHidden="1" w:unhideWhenUsed="1"/>
+    <w:lsdException w:name="Normal (Web)" w:semiHidden="1" w:unhideWhenUsed="1"/>
+    <w:lsdException w:name="HTML Acronym" w:semiHidden="1" w:unhideWhenUsed="1"/>
+    <w:lsdException w:name="HTML Address" w:semiHidden="1" w:unhideWhenUsed="1"/>
+    <w:lsdException w:name="HTML Cite" w:semiHidden="1" w:unhideWhenUsed="1"/>
+    <w:lsdException w:name="HTML Code" w:semiHidden="1" w:unhideWhenUsed="1"/>
+    <w:lsdException w:name="HTML Definition" w:semiHidden="1" w:unhideWhenUsed="1"/>
+    <w:lsdException w:name="HTML Keyboard" w:semiHidden="1" w:unhideWhenUsed="1"/>
+    <w:lsdException w:name="HTML Preformatted" w:semiHidden="1" w:unhideWhenUsed="1"/>
+    <w:lsdException w:name="HTML Sample" w:semiHidden="1" w:unhideWhenUsed="1"/>
+    <w:lsdException w:name="HTML Typewriter" w:semiHidden="1" w:unhideWhenUsed="1"/>
+    <w:lsdException w:name="HTML Variable" w:semiHidden="1" w:unhideWhenUsed="1"/>
+    <w:lsdException w:name="Normal Table" w:semiHidden="1" w:unhideWhenUsed="1"/>
+    <w:lsdException w:name="annotation subject" w:semiHidden="1" w:unhideWhenUsed="1"/>
+    <w:lsdException w:name="No List" w:semiHidden="1" w:unhideWhenUsed="1"/>
+    <w:lsdException w:name="Outline List 1" w:semiHidden="1" w:unhideWhenUsed="1"/>
+    <w:lsdException w:name="Outline List 2" w:semiHidden="1" w:unhideWhenUsed="1"/>
+    <w:lsdException w:name="Outline List 3" w:semiHidden="1" w:unhideWhenUsed="1"/>
+    <w:lsdException w:name="Table Simple 1" w:semiHidden="1" w:unhideWhenUsed="1"/>
+    <w:lsdException w:name="Table Simple 2" w:semiHidden="1" w:unhideWhenUsed="1"/>
+    <w:lsdException w:name="Table Simple 3" w:semiHidden="1" w:unhideWhenUsed="1"/>
+    <w:lsdException w:name="Table Classic 1" w:semiHidden="1" w:unhideWhenUsed="1"/>
+    <w:lsdException w:name="Table Classic 2" w:semiHidden="1" w:unhideWhenUsed="1"/>
+    <w:lsdException w:name="Table Classic 3" w:semiHidden="1" w:unhideWhenUsed="1"/>
+    <w:lsdException w:name="Table Classic 4" w:semiHidden="1" w:unhideWhenUsed="1"/>
+    <w:lsdException w:name="Table Colorful 1" w:semiHidden="1" w:unhideWhenUsed="1"/>
+    <w:lsdException w:name="Table Colorful 2" w:semiHidden="1" w:unhideWhenUsed="1"/>
+    <w:lsdException w:name="Table Colorful 3" w:semiHidden="1" w:unhideWhenUsed="1"/>
+    <w:lsdException w:name="Table Columns 1" w:semiHidden="1" w:unhideWhenUsed="1"/>
+    <w:lsdException w:name="Table Columns 2" w:semiHidden="1" w:unhideWhenUsed="1"/>
+    <w:lsdException w:name="Table Columns 3" w:semiHidden="1" w:unhideWhenUsed="1"/>
+    <w:lsdException w:name="Table Columns 4" w:semiHidden="1" w:unhideWhenUsed="1"/>
+    <w:lsdException w:name="Table Columns 5" w:semiHidden="1" w:unhideWhenUsed="1"/>
+    <w:lsdException w:name="Table Grid 1" w:semiHidden="1" w:unhideWhenUsed="1"/>
+    <w:lsdException w:name="Table Grid 2" w:semiHidden="1" w:unhideWhenUsed="1"/>
+    <w:lsdException w:name="Table Grid 3" w:semiHidden="1" w:unhideWhenUsed="1"/>
+    <w:lsdException w:name="Table Grid 4" w:semiHidden="1" w:unhideWhenUsed="1"/>
+    <w:lsdException w:name="Table Grid 5" w:semiHidden="1" w:unhideWhenUsed="1"/>
+    <w:lsdException w:name="Table Grid 6" w:semiHidden="1" w:unhideWhenUsed="1"/>
+    <w:lsdException w:name="Table Grid 7" w:semiHidden="1" w:unhideWhenUsed="1"/>
+    <w:lsdException w:name="Table Grid 8" w:semiHidden="1" w:unhideWhenUsed="1"/>
+    <w:lsdException w:name="Table List 1" w:semiHidden="1" w:unhideWhenUsed="1"/>
+    <w:lsdException w:name="Table List 2" w:semiHidden="1" w:unhideWhenUsed="1"/>
+    <w:lsdException w:name="Table List 3" w:semiHidden="1" w:unhideWhenUsed="1"/>
+    <w:lsdException w:name="Table List 4" w:semiHidden="1" w:unhideWhenUsed="1"/>
+    <w:lsdException w:name="Table List 5" w:semiHidden="1" w:unhideWhenUsed="1"/>
+    <w:lsdException w:name="Table List 6" w:semiHidden="1" w:unhideWhenUsed="1"/>
+    <w:lsdException w:name="Table List 7" w:semiHidden="1" w:unhideWhenUsed="1"/>
+    <w:lsdException w:name="Table List 8" w:semiHidden="1" w:unhideWhenUsed="1"/>
+    <w:lsdException w:name="Table 3D effects 1" w:semiHidden="1" w:unhideWhenUsed="1"/>
+    <w:lsdException w:name="Table 3D effects 2" w:semiHidden="1" w:unhideWhenUsed="1"/>
+    <w:lsdException w:name="Table 3D effects 3" w:semiHidden="1" w:unhideWhenUsed="1"/>
+    <w:lsdException w:name="Table Contemporary" w:semiHidden="1" w:unhideWhenUsed="1"/>
+    <w:lsdException w:name="Table Elegant" w:semiHidden="1" w:unhideWhenUsed="1"/>
+    <w:lsdException w:name="Table Professional" w:semiHidden="1" w:unhideWhenUsed="1"/>
+    <w:lsdException w:name="Table Subtle 1" w:semiHidden="1" w:unhideWhenUsed="1"/>
+    <w:lsdException w:name="Table Subtle 2" w:semiHidden="1" w:unhideWhenUsed="1"/>
+    <w:lsdException w:name="Table Web 1" w:semiHidden="1" w:unhideWhenUsed="1"/>
+    <w:lsdException w:name="Table Web 2" w:semiHidden="1" w:unhideWhenUsed="1"/>
+    <w:lsdException w:name="Table Web 3" w:semiHidden="1" w:unhideWhenUsed="1"/>
+    <w:lsdException w:name="Balloon Text" w:semiHidden="1" w:unhideWhenUsed="1"/>
+    <w:lsdException w:name="Table Grid" w:uiPriority="39"/>
+    <w:lsdException w:name="Table Theme" w:semiHidden="1" w:unhideWhenUsed="1"/>
+    <w:lsdException w:name="Placeholder Text" w:semiHidden="1"/>
+    <w:lsdException w:name="No Spacing" w:uiPriority="1" w:qFormat="1"/>
+    <w:lsdException w:name="Light Shading" w:uiPriority="60"/>
+    <w:lsdException w:name="Light List" w:uiPriority="61"/>
+    <w:lsdException w:name="Light Grid" w:uiPriority="62"/>
+    <w:lsdException w:name="Medium Shading 1" w:uiPriority="63"/>
+    <w:lsdException w:name="Medium Shading 2" w:uiPriority="64"/>
+    <w:lsdException w:name="Medium List 1" w:uiPriority="65"/>
+    <w:lsdException w:name="Medium List 2" w:uiPriority="66"/>
+    <w:lsdException w:name="Medium Grid 1" w:uiPriority="67"/>
+    <w:lsdException w:name="Medium Grid 2" w:uiPriority="68"/>
+    <w:lsdException w:name="Medium Grid 3" w:uiPriority="69"/>
+    <w:lsdException w:name="Dark List" w:uiPriority="70"/>
+    <w:lsdException w:name="Colorful Shading" w:uiPriority="71"/>
+    <w:lsdException w:name="Colorful List" w:uiPriority="72"/>
+    <w:lsdException w:name="Colorful Grid" w:uiPriority="73"/>
+    <w:lsdException w:name="Light Shading Accent 1" w:uiPriority="60"/>
+    <w:lsdException w:name="Light List Accent 1" w:uiPriority="61"/>
+    <w:lsdException w:name="Light Grid Accent 1" w:uiPriority="62"/>
+    <w:lsdException w:name="Medium Shading 1 Accent 1" w:uiPriority="63"/>
+    <w:lsdException w:name="Medium Shading 2 Accent 1" w:uiPriority="64"/>
+    <w:lsdException w:name="Medium List 1 Accent 1" w:uiPriority="65"/>
+    <w:lsdException w:name="Revision" w:semiHidden="1"/>
+    <w:lsdException w:name="List Paragraph" w:uiPriority="34" w:qFormat="1"/>
+    <w:lsdException w:name="Quote" w:uiPriority="29" w:qFormat="1"/>
+    <w:lsdException w:name="Intense Quote" w:uiPriority="30" w:qFormat="1"/>
+    <w:lsdException w:name="Medium List 2 Accent 1" w:uiPriority="66"/>
+    <w:lsdException w:name="Medium Grid 1 Accent 1" w:uiPriority="67"/>
+    <w:lsdException w:name="Medium Grid 2 Accent 1" w:uiPriority="68"/>
+    <w:lsdException w:name="Medium Grid 3 Accent 1" w:uiPriority="69"/>
+    <w:lsdException w:name="Dark List Accent 1" w:uiPriority="70"/>
+    <w:lsdException w:name="Colorful Shading Accent 1" w:uiPriority="71"/>
+    <w:lsdException w:name="Colorful List Accent 1" w:uiPriority="72"/>
+    <w:lsdException w:name="Colorful Grid Accent 1" w:uiPriority="73"/>
+    <w:lsdException w:name="Light Shading Accent 2" w:uiPriority="60"/>
+    <w:lsdException w:name="Light List Accent 2" w:uiPriority="61"/>
+    <w:lsdException w:name="Light Grid Accent 2" w:uiPriority="62"/>
+    <w:lsdException w:name="Medium Shading 1 Accent 2" w:uiPriority="63"/>
+    <w:lsdException w:name="Medium Shading 2 Accent 2" w:uiPriority="64"/>
+    <w:lsdException w:name="Medium List 1 Accent 2" w:uiPriority="65"/>
+    <w:lsdException w:name="Medium List 2 Accent 2" w:uiPriority="66"/>
+    <w:lsdException w:name="Medium Grid 1 Accent 2" w:uiPriority="67"/>
+    <w:lsdException w:name="Medium Grid 2 Accent 2" w:uiPriority="68"/>
+    <w:lsdException w:name="Medium Grid 3 Accent 2" w:uiPriority="69"/>
+    <w:lsdException w:name="Dark List Accent 2" w:uiPriority="70"/>
+    <w:lsdException w:name="Colorful Shading Accent 2" w:uiPriority="71"/>
+    <w:lsdException w:name="Colorful List Accent 2" w:uiPriority="72"/>
+    <w:lsdException w:name="Colorful Grid Accent 2" w:uiPriority="73"/>
+    <w:lsdException w:name="Light Shading Accent 3" w:uiPriority="60"/>
+    <w:lsdException w:name="Light List Accent 3" w:uiPriority="61"/>
+    <w:lsdException w:name="Light Grid Accent 3" w:uiPriority="62"/>
+    <w:lsdException w:name="Medium Shading 1 Accent 3" w:uiPriority="63"/>
+    <w:lsdException w:name="Medium Shading 2 Accent 3" w:uiPriority="64"/>
+    <w:lsdException w:name="Medium List 1 Accent 3" w:uiPriority="65"/>
+    <w:lsdException w:name="Medium List 2 Accent 3" w:uiPriority="66"/>
+    <w:lsdException w:name="Medium Grid 1 Accent 3" w:uiPriority="67"/>
+    <w:lsdException w:name="Medium Grid 2 Accent 3" w:uiPriority="68"/>
+    <w:lsdException w:name="Medium Grid 3 Accent 3" w:uiPriority="69"/>
+    <w:lsdException w:name="Dark List Accent 3" w:uiPriority="70"/>
+    <w:lsdException w:name="Colorful Shading Accent 3" w:uiPriority="71"/>
+    <w:lsdException w:name="Colorful List Accent 3" w:uiPriority="72"/>
+    <w:lsdException w:name="Colorful Grid Accent 3" w:uiPriority="73"/>
+    <w:lsdException w:name="Light Shading Accent 4" w:uiPriority="60"/>
+    <w:lsdException w:name="Light List Accent 4" w:uiPriority="61"/>
+    <w:lsdException w:name="Light Grid Accent 4" w:uiPriority="62"/>
+    <w:lsdException w:name="Medium Shading 1 Accent 4" w:uiPriority="63"/>
+    <w:lsdException w:name="Medium Shading 2 Accent 4" w:uiPriority="64"/>
+    <w:lsdException w:name="Medium List 1 Accent 4" w:uiPriority="65"/>
+    <w:lsdException w:name="Medium List 2 Accent 4" w:uiPriority="66"/>
+    <w:lsdException w:name="Medium Grid 1 Accent 4" w:uiPriority="67"/>
+    <w:lsdException w:name="Medium Grid 2 Accent 4" w:uiPriority="68"/>
+    <w:lsdException w:name="Medium Grid 3 Accent 4" w:uiPriority="69"/>
+    <w:lsdException w:name="Dark List Accent 4" w:uiPriority="70"/>
+    <w:lsdException w:name="Colorful Shading Accent 4" w:uiPriority="71"/>
+    <w:lsdException w:name="Colorful List Accent 4" w:uiPriority="72"/>
+    <w:lsdException w:name="Colorful Grid Accent 4" w:uiPriority="73"/>
+    <w:lsdException w:name="Light Shading Accent 5" w:uiPriority="60"/>
+    <w:lsdException w:name="Light List Accent 5" w:uiPriority="61"/>
+    <w:lsdException w:name="Light Grid Accent 5" w:uiPriority="62"/>
+    <w:lsdException w:name="Medium Shading 1 Accent 5" w:uiPriority="63"/>
+    <w:lsdException w:name="Medium Shading 2 Accent 5" w:uiPriority="64"/>
+    <w:lsdException w:name="Medium List 1 Accent 5" w:uiPriority="65"/>
+    <w:lsdException w:name="Medium List 2 Accent 5" w:uiPriority="66"/>
+    <w:lsdException w:name="Medium Grid 1 Accent 5" w:uiPriority="67"/>
+    <w:lsdException w:name="Medium Grid 2 Accent 5" w:uiPriority="68"/>
+    <w:lsdException w:name="Medium Grid 3 Accent 5" w:uiPriority="69"/>
+    <w:lsdException w:name="Dark List Accent 5" w:uiPriority="70"/>
+    <w:lsdException w:name="Colorful Shading Accent 5" w:uiPriority="71"/>
+    <w:lsdException w:name="Colorful List Accent 5" w:uiPriority="72"/>
+    <w:lsdException w:name="Colorful Grid Accent 5" w:uiPriority="73"/>
+    <w:lsdException w:name="Light Shading Accent 6" w:uiPriority="60"/>
+    <w:lsdException w:name="Light List Accent 6" w:uiPriority="61"/>
+    <w:lsdException w:name="Light Grid Accent 6" w:uiPriority="62"/>
+    <w:lsdException w:name="Medium Shading 1 Accent 6" w:uiPriority="63"/>
+    <w:lsdException w:name="Medium Shading 2 Accent 6" w:uiPriority="64"/>
+    <w:lsdException w:name="Medium List 1 Accent 6" w:uiPriority="65"/>
+    <w:lsdException w:name="Medium List 2 Accent 6" w:uiPriority="66"/>
+    <w:lsdException w:name="Medium Grid 1 Accent 6" w:uiPriority="67"/>
+    <w:lsdException w:name="Medium Grid 2 Accent 6" w:uiPriority="68"/>
+    <w:lsdException w:name="Medium Grid 3 Accent 6" w:uiPriority="69"/>
+    <w:lsdException w:name="Dark List Accent 6" w:uiPriority="70"/>
+    <w:lsdException w:name="Colorful Shading Accent 6" w:uiPriority="71"/>
+    <w:lsdException w:name="Colorful List Accent 6" w:uiPriority="72"/>
+    <w:lsdException w:name="Colorful Grid Accent 6" w:uiPriority="73"/>
+    <w:lsdException w:name="Subtle Emphasis" w:uiPriority="19" w:qFormat="1"/>
+    <w:lsdException w:name="Intense Emphasis" w:uiPriority="21" w:qFormat="1"/>
+    <w:lsdException w:name="Subtle Reference" w:uiPriority="31" w:qFormat="1"/>
+    <w:lsdException w:name="Intense Reference" w:uiPriority="32" w:qFormat="1"/>
+    <w:lsdException w:name="Book Title" w:uiPriority="33" w:qFormat="1"/>
+    <w:lsdException w:name="Bibliography" w:semiHidden="1" w:uiPriority="37" w:unhideWhenUsed="1"/>
+    <w:lsdException w:name="TOC Heading" w:semiHidden="1" w:uiPriority="39" w:unhideWhenUsed="1" w:qFormat="1"/>
+    <w:lsdException w:name="Plain Table 1" w:uiPriority="41"/>
+    <w:lsdException w:name="Plain Table 2" w:uiPriority="42"/>
+    <w:lsdException w:name="Plain Table 3" w:uiPriority="43"/>
+    <w:lsdException w:name="Plain Table 4" w:uiPriority="44"/>
+    <w:lsdException w:name="Plain Table 5" w:uiPriority="45"/>
+    <w:lsdException w:name="Grid Table Light" w:uiPriority="40"/>
+    <w:lsdException w:name="Grid Table 1 Light" w:uiPriority="46"/>
+    <w:lsdException w:name="Grid Table 2" w:uiPriority="47"/>
+    <w:lsdException w:name="Grid Table 3" w:uiPriority="48"/>
+    <w:lsdException w:name="Grid Table 4" w:uiPriority="49"/>
+    <w:lsdException w:name="Grid Table 5 Dark" w:uiPriority="50"/>
+    <w:lsdException w:name="Grid Table 6 Colorful" w:uiPriority="51"/>
+    <w:lsdException w:name="Grid Table 7 Colorful" w:uiPriority="52"/>
+    <w:lsdException w:name="Grid Table 1 Light Accent 1" w:uiPriority="46"/>
+    <w:lsdException w:name="Grid Table 2 Accent 1" w:uiPriority="47"/>
+    <w:lsdException w:name="Grid Table 3 Accent 1" w:uiPriority="48"/>
+    <w:lsdException w:name="Grid Table 4 Accent 1" w:uiPriority="49"/>
+    <w:lsdException w:name="Grid Table 5 Dark Accent 1" w:uiPriority="50"/>
+    <w:lsdException w:name="Grid Table 6 Colorful Accent 1" w:uiPriority="51"/>
+    <w:lsdException w:name="Grid Table 7 Colorful Accent 1" w:uiPriority="52"/>
+    <w:lsdException w:name="Grid Table 1 Light Accent 2" w:uiPriority="46"/>
+    <w:lsdException w:name="Grid Table 2 Accent 2" w:uiPriority="47"/>
+    <w:lsdException w:name="Grid Table 3 Accent 2" w:uiPriority="48"/>
+    <w:lsdException w:name="Grid Table 4 Accent 2" w:uiPriority="49"/>
+    <w:lsdException w:name="Grid Table 5 Dark Accent 2" w:uiPriority="50"/>
+    <w:lsdException w:name="Grid Table 6 Colorful Accent 2" w:uiPriority="51"/>
+    <w:lsdException w:name="Grid Table 7 Colorful Accent 2" w:uiPriority="52"/>
+    <w:lsdException w:name="Grid Table 1 Light Accent 3" w:uiPriority="46"/>
+    <w:lsdException w:name="Grid Table 2 Accent 3" w:uiPriority="47"/>
+    <w:lsdException w:name="Grid Table 3 Accent 3" w:uiPriority="48"/>
+    <w:lsdException w:name="Grid Table 4 Accent 3" w:uiPriority="49"/>
+    <w:lsdException w:name="Grid Table 5 Dark Accent 3" w:uiPriority="50"/>
+    <w:lsdException w:name="Grid Table 6 Colorful Accent 3" w:uiPriority="51"/>
+    <w:lsdException w:name="Grid Table 7 Colorful Accent 3" w:uiPriority="52"/>
+    <w:lsdException w:name="Grid Table 1 Light Accent 4" w:uiPriority="46"/>
+    <w:lsdException w:name="Grid Table 2 Accent 4" w:uiPriority="47"/>
+    <w:lsdException w:name="Grid Table 3 Accent 4" w:uiPriority="48"/>
+    <w:lsdException w:name="Grid Table 4 Accent 4" w:uiPriority="49"/>
+    <w:lsdException w:name="Grid Table 5 Dark Accent 4" w:uiPriority="50"/>
+    <w:lsdException w:name="Grid Table 6 Colorful Accent 4" w:uiPriority="51"/>
+    <w:lsdException w:name="Grid Table 7 Colorful Accent 4" w:uiPriority="52"/>
+    <w:lsdException w:name="Grid Table 1 Light Accent 5" w:uiPriority="46"/>
+    <w:lsdException w:name="Grid Table 2 Accent 5" w:uiPriority="47"/>
+    <w:lsdException w:name="Grid Table 3 Accent 5" w:uiPriority="48"/>
+    <w:lsdException w:name="Grid Table 4 Accent 5" w:uiPriority="49"/>
+    <w:lsdException w:name="Grid Table 5 Dark Accent 5" w:uiPriority="50"/>
+    <w:lsdException w:name="Grid Table 6 Colorful Accent 5" w:uiPriority="51"/>
+    <w:lsdException w:name="Grid Table 7 Colorful Accent 5" w:uiPriority="52"/>
+    <w:lsdException w:name="Grid Table 1 Light Accent 6" w:uiPriority="46"/>
+    <w:lsdException w:name="Grid Table 2 Accent 6" w:uiPriority="47"/>
+    <w:lsdException w:name="Grid Table 3 Accent 6" w:uiPriority="48"/>
+    <w:lsdException w:name="Grid Table 4 Accent 6" w:uiPriority="49"/>
+    <w:lsdException w:name="Grid Table 5 Dark Accent 6" w:uiPriority="50"/>
+    <w:lsdException w:name="Grid Table 6 Colorful Accent 6" w:uiPriority="51"/>
+    <w:lsdException w:name="Grid Table 7 Colorful Accent 6" w:uiPriority="52"/>
+    <w:lsdException w:name="List Table 1 Light" w:uiPriority="46"/>
+    <w:lsdException w:name="List Table 2" w:uiPriority="47"/>
+    <w:lsdException w:name="List Table 3" w:uiPriority="48"/>
+    <w:lsdException w:name="List Table 4" w:uiPriority="49"/>
+    <w:lsdException w:name="List Table 5 Dark" w:uiPriority="50"/>
+    <w:lsdException w:name="List Table 6 Colorful" w:uiPriority="51"/>
+    <w:lsdException w:name="List Table 7 Colorful" w:uiPriority="52"/>
+    <w:lsdException w:name="List Table 1 Light Accent 1" w:uiPriority="46"/>
+    <w:lsdException w:name="List Table 2 Accent 1" w:uiPriority="47"/>
+    <w:lsdException w:name="List Table 3 Accent 1" w:uiPriority="48"/>
+    <w:lsdException w:name="List Table 4 Accent 1" w:uiPriority="49"/>
+    <w:lsdException w:name="List Table 5 Dark Accent 1" w:uiPriority="50"/>
+    <w:lsdException w:name="List Table 6 Colorful Accent 1" w:uiPriority="51"/>
+    <w:lsdException w:name="List Table 7 Colorful Accent 1" w:uiPriority="52"/>
+    <w:lsdException w:name="List Table 1 Light Accent 2" w:uiPriority="46"/>
+    <w:lsdException w:name="List Table 2 Accent 2" w:uiPriority="47"/>
+    <w:lsdException w:name="List Table 3 Accent 2" w:uiPriority="48"/>
+    <w:lsdException w:name="List Table 4 Accent 2" w:uiPriority="49"/>
+    <w:lsdException w:name="List Table 5 Dark Accent 2" w:uiPriority="50"/>
+    <w:lsdException w:name="List Table 6 Colorful Accent 2" w:uiPriority="51"/>
+    <w:lsdException w:name="List Table 7 Colorful Accent 2" w:uiPriority="52"/>
+    <w:lsdException w:name="List Table 1 Light Accent 3" w:uiPriority="46"/>
+    <w:lsdException w:name="List Table 2 Accent 3" w:uiPriority="47"/>
+    <w:lsdException w:name="List Table 3 Accent 3" w:uiPriority="48"/>
+    <w:lsdException w:name="List Table 4 Accent 3" w:uiPriority="49"/>
+    <w:lsdException w:name="List Table 5 Dark Accent 3" w:uiPriority="50"/>
+    <w:lsdException w:name="List Table 6 Colorful Accent 3" w:uiPriority="51"/>
+    <w:lsdException w:name="List Table 7 Colorful Accent 3" w:uiPriority="52"/>
+    <w:lsdException w:name="List Table 1 Light Accent 4" w:uiPriority="46"/>
+    <w:lsdException w:name="List Table 2 Accent 4" w:uiPriority="47"/>
+    <w:lsdException w:name="List Table 3 Accent 4" w:uiPriority="48"/>
+    <w:lsdException w:name="List Table 4 Accent 4" w:uiPriority="49"/>
+    <w:lsdException w:name="List Table 5 Dark Accent 4" w:uiPriority="50"/>
+    <w:lsdException w:name="List Table 6 Colorful Accent 4" w:uiPriority="51"/>
+    <w:lsdException w:name="List Table 7 Colorful Accent 4" w:uiPriority="52"/>
+    <w:lsdException w:name="List Table 1 Light Accent 5" w:uiPriority="46"/>
+    <w:lsdException w:name="List Table 2 Accent 5" w:uiPriority="47"/>
+    <w:lsdException w:name="List Table 3 Accent 5" w:uiPriority="48"/>
+    <w:lsdException w:name="List Table 4 Accent 5" w:uiPriority="49"/>
+    <w:lsdException w:name="List Table 5 Dark Accent 5" w:uiPriority="50"/>
+    <w:lsdException w:name="List Table 6 Colorful Accent 5" w:uiPriority="51"/>
+    <w:lsdException w:name="List Table 7 Colorful Accent 5" w:uiPriority="52"/>
+    <w:lsdException w:name="List Table 1 Light Accent 6" w:uiPriority="46"/>
+    <w:lsdException w:name="List Table 2 Accent 6" w:uiPriority="47"/>
+    <w:lsdException w:name="List Table 3 Accent 6" w:uiPriority="48"/>
+    <w:lsdException w:name="List Table 4 Accent 6" w:uiPriority="49"/>
+    <w:lsdException w:name="List Table 5 Dark Accent 6" w:uiPriority="50"/>
+    <w:lsdException w:name="List Table 6 Colorful Accent 6" w:uiPriority="51"/>
+    <w:lsdException w:name="List Table 7 Colorful Accent 6" w:uiPriority="52"/>
+    <w:lsdException w:name="Mention" w:semiHidden="1" w:unhideWhenUsed="1"/>
+    <w:lsdException w:name="Smart Hyperlink" w:semiHidden="1" w:unhideWhenUsed="1"/>
+    <w:lsdException w:name="Hashtag" w:semiHidden="1" w:unhideWhenUsed="1"/>
+    <w:lsdException w:name="Unresolved Mention" w:semiHidden="1" w:unhideWhenUsed="1"/>
+    <w:lsdException w:name="Smart Link" w:semiHidden="1" w:unhideWhenUsed="1"/>
+  </w:latentStyles>
+  <w:style w:type="paragraph" w:default="1" w:styleId="Normal">
+    <w:name w:val="Normal"/>
+    <w:qFormat/>
+  </w:style>
+  <w:style w:type="paragraph" w:styleId="Ttulo1">
+    <w:name w:val="heading 1"/>
+    <w:uiPriority w:val="9"/>
+    <w:qFormat/>
+    <w:pPr>
+      <w:outlineLvl w:val="0"/>
+    </w:pPr>
+    <w:rPr>
+      <w:color w:val="2E74B5"/>
+      <w:sz w:val="32"/>
+      <w:szCs w:val="32"/>
+    </w:rPr>
+  </w:style>
+  <w:style w:type="paragraph" w:styleId="Ttulo2">
+    <w:name w:val="heading 2"/>
+    <w:uiPriority w:val="9"/>
+    <w:unhideWhenUsed/>
+    <w:qFormat/>
+    <w:pPr>
+      <w:outlineLvl w:val="1"/>
+    </w:pPr>
+    <w:rPr>
+      <w:color w:val="2E74B5"/>
+      <w:sz w:val="26"/>
+      <w:szCs w:val="26"/>
+    </w:rPr>
+  </w:style>
+  <w:style w:type="paragraph" w:styleId="Ttulo3">
+    <w:name w:val="heading 3"/>
+    <w:uiPriority w:val="9"/>
+    <w:semiHidden/>
+    <w:unhideWhenUsed/>
+    <w:qFormat/>
+    <w:pPr>
+      <w:outlineLvl w:val="2"/>
+    </w:pPr>
+    <w:rPr>
+      <w:color w:val="1F4D78"/>
+      <w:sz w:val="24"/>
+      <w:szCs w:val="24"/>
+    </w:rPr>
+  </w:style>
+  <w:style w:type="paragraph" w:styleId="Ttulo4">
+    <w:name w:val="heading 4"/>
+    <w:uiPriority w:val="9"/>
+    <w:semiHidden/>
+    <w:unhideWhenUsed/>
+    <w:qFormat/>
+    <w:pPr>
+      <w:outlineLvl w:val="3"/>
+    </w:pPr>
+    <w:rPr>
+      <w:i/>
+      <w:iCs/>
+      <w:color w:val="2E74B5"/>
+    </w:rPr>
+  </w:style>
+  <w:style w:type="paragraph" w:styleId="Ttulo5">
+    <w:name w:val="heading 5"/>
+    <w:uiPriority w:val="9"/>
+    <w:semiHidden/>
+    <w:unhideWhenUsed/>
+    <w:qFormat/>
+    <w:pPr>
+      <w:outlineLvl w:val="4"/>
+    </w:pPr>
+    <w:rPr>
+      <w:color w:val="2E74B5"/>
+    </w:rPr>
+  </w:style>
+  <w:style w:type="paragraph" w:styleId="Ttulo6">
+    <w:name w:val="heading 6"/>
+    <w:uiPriority w:val="9"/>
+    <w:semiHidden/>
+    <w:unhideWhenUsed/>
+    <w:qFormat/>
+    <w:pPr>
+      <w:outlineLvl w:val="5"/>
+    </w:pPr>
+    <w:rPr>
+      <w:color w:val="1F4D78"/>
+    </w:rPr>
+  </w:style>
+  <w:style w:type="character" w:default="1" w:styleId="Fuentedeprrafopredeter">
+    <w:name w:val="Default Paragraph Font"/>
+    <w:uiPriority w:val="1"/>
+    <w:semiHidden/>
+    <w:unhideWhenUsed/>
+  </w:style>
+  <w:style w:type="table" w:default="1" w:styleId="Tablanormal">
+    <w:name w:val="Normal Table"/>
+    <w:uiPriority w:val="99"/>
+    <w:semiHidden/>
+    <w:unhideWhenUsed/>
+    <w:tblPr>
+      <w:tblInd w:w="0" w:type="dxa"/>
+      <w:tblCellMar>
+        <w:top w:w="0" w:type="dxa"/>
+        <w:left w:w="108" w:type="dxa"/>
+        <w:bottom w:w="0" w:type="dxa"/>
+        <w:right w:w="108" w:type="dxa"/>
+      </w:tblCellMar>
+    </w:tblPr>
+  </w:style>
+  <w:style w:type="numbering" w:default="1" w:styleId="Sinlista">
+    <w:name w:val="No List"/>
+    <w:uiPriority w:val="99"/>
+    <w:semiHidden/>
+    <w:unhideWhenUsed/>
+  </w:style>
+  <w:style w:type="paragraph" w:styleId="Ttulo">
     <w:name w:val="Title"/>
-    <w:basedOn w:val="Normal"/>
-    <w:next w:val="Normal"/>
+    <w:uiPriority w:val="10"/>
     <w:qFormat/>
     <w:rPr>
       <w:sz w:val="56"/>
       <w:szCs w:val="56"/>
     </w:rPr>
   </w:style>
-  <w:style w:type="paragraph" w:styleId="Heading1">
-    <w:name w:val="Heading 1"/>
-    <w:basedOn w:val="Normal"/>
-    <w:next w:val="Normal"/>
-    <w:qFormat/>
-    <w:rPr>
-      <w:color w:val="2E74B5"/>
-      <w:sz w:val="32"/>
-      <w:szCs w:val="32"/>
-    </w:rPr>
-  </w:style>
-  <w:style w:type="paragraph" w:styleId="Heading2">
-    <w:name w:val="Heading 2"/>
-    <w:basedOn w:val="Normal"/>
-    <w:next w:val="Normal"/>
-    <w:qFormat/>
-    <w:rPr>
-      <w:color w:val="2E74B5"/>
-      <w:sz w:val="26"/>
-      <w:szCs w:val="26"/>
-    </w:rPr>
-  </w:style>
-  <w:style w:type="paragraph" w:styleId="Heading3">
-    <w:name w:val="Heading 3"/>
-    <w:basedOn w:val="Normal"/>
-    <w:next w:val="Normal"/>
-    <w:qFormat/>
-    <w:rPr>
-      <w:color w:val="1F4D78"/>
-      <w:sz w:val="24"/>
-      <w:szCs w:val="24"/>
-    </w:rPr>
-  </w:style>
-  <w:style w:type="paragraph" w:styleId="Heading4">
-    <w:name w:val="Heading 4"/>
-    <w:basedOn w:val="Normal"/>
-    <w:next w:val="Normal"/>
-    <w:qFormat/>
-    <w:rPr>
-      <w:i/>
-      <w:iCs/>
-      <w:color w:val="2E74B5"/>
-    </w:rPr>
-  </w:style>
-  <w:style w:type="paragraph" w:styleId="Heading5">
-    <w:name w:val="Heading 5"/>
-    <w:basedOn w:val="Normal"/>
-    <w:next w:val="Normal"/>
-    <w:qFormat/>
-    <w:rPr>
-      <w:color w:val="2E74B5"/>
-    </w:rPr>
-  </w:style>
-  <w:style w:type="paragraph" w:styleId="Heading6">
-    <w:name w:val="Heading 6"/>
-    <w:basedOn w:val="Normal"/>
-    <w:next w:val="Normal"/>
-    <w:qFormat/>
-    <w:rPr>
-      <w:color w:val="1F4D78"/>
-    </w:rPr>
-  </w:style>
-  <w:style w:type="paragraph" w:styleId="Strong">
-    <w:name w:val="Strong"/>
-    <w:basedOn w:val="Normal"/>
-    <w:next w:val="Normal"/>
+  <w:style w:type="paragraph" w:customStyle="1" w:styleId="Fuerte1">
+    <w:name w:val="Fuerte1"/>
     <w:qFormat/>
     <w:rPr>
       <w:b/>
       <w:bCs/>
     </w:rPr>
   </w:style>
-  <w:style w:type="paragraph" w:styleId="ListParagraph">
+  <w:style w:type="paragraph" w:styleId="Prrafodelista">
     <w:name w:val="List Paragraph"/>
-    <w:basedOn w:val="Normal"/>
     <w:qFormat/>
   </w:style>
-  <w:style w:type="character" w:styleId="Hyperlink">
+  <w:style w:type="character" w:styleId="Hipervnculo">
     <w:name w:val="Hyperlink"/>
-    <w:basedOn w:val="DefaultParagraphFont"/>
     <w:uiPriority w:val="99"/>
     <w:unhideWhenUsed/>
     <w:rPr>
@@ -1176,9 +1458,8 @@
       <w:u w:val="single"/>
     </w:rPr>
   </w:style>
-  <w:style w:type="character" w:styleId="FootnoteReference">
+  <w:style w:type="character" w:styleId="Refdenotaalpie">
     <w:name w:val="footnote reference"/>
-    <w:basedOn w:val="DefaultParagraphFont"/>
     <w:uiPriority w:val="99"/>
     <w:semiHidden/>
     <w:unhideWhenUsed/>
@@ -1186,25 +1467,16 @@
       <w:vertAlign w:val="superscript"/>
     </w:rPr>
   </w:style>
-  <w:style w:type="paragraph" w:styleId="FootnoteText">
+  <w:style w:type="paragraph" w:styleId="Textonotapie">
     <w:name w:val="footnote text"/>
-    <w:basedOn w:val="Normal"/>
-    <w:link w:val="FootnoteTextChar"/>
+    <w:link w:val="TextonotapieCar"/>
     <w:uiPriority w:val="99"/>
     <w:semiHidden/>
     <w:unhideWhenUsed/>
-    <w:pPr>
-      <w:spacing w:after="0" w:line="240" w:lineRule="auto"/>
-    </w:pPr>
-    <w:rPr>
-      <w:sz w:val="20"/>
-      <w:szCs w:val="20"/>
-    </w:rPr>
-  </w:style>
-  <w:style w:type="character" w:styleId="FootnoteTextChar">
-    <w:name w:val="Footnote Text Char"/>
-    <w:basedOn w:val="DefaultParagraphFont"/>
-    <w:link w:val="FootnoteText"/>
+  </w:style>
+  <w:style w:type="character" w:customStyle="1" w:styleId="TextonotapieCar">
+    <w:name w:val="Texto nota pie Car"/>
+    <w:link w:val="Textonotapie"/>
     <w:uiPriority w:val="99"/>
     <w:semiHidden/>
     <w:unhideWhenUsed/>
@@ -1213,9 +1485,8 @@
       <w:szCs w:val="20"/>
     </w:rPr>
   </w:style>
-  <w:style w:type="character" w:styleId="EndnoteReference">
+  <w:style w:type="character" w:styleId="Refdenotaalfinal">
     <w:name w:val="endnote reference"/>
-    <w:basedOn w:val="DefaultParagraphFont"/>
     <w:uiPriority w:val="99"/>
     <w:semiHidden/>
     <w:unhideWhenUsed/>
@@ -1223,25 +1494,16 @@
       <w:vertAlign w:val="superscript"/>
     </w:rPr>
   </w:style>
-  <w:style w:type="paragraph" w:styleId="EndnoteText">
+  <w:style w:type="paragraph" w:styleId="Textonotaalfinal">
     <w:name w:val="endnote text"/>
-    <w:basedOn w:val="Normal"/>
-    <w:link w:val="EndnoteTextChar"/>
+    <w:link w:val="TextonotaalfinalCar"/>
     <w:uiPriority w:val="99"/>
     <w:semiHidden/>
     <w:unhideWhenUsed/>
-    <w:pPr>
-      <w:spacing w:after="0" w:line="240" w:lineRule="auto"/>
-    </w:pPr>
-    <w:rPr>
-      <w:sz w:val="20"/>
-      <w:szCs w:val="20"/>
-    </w:rPr>
-  </w:style>
-  <w:style w:type="character" w:styleId="EndnoteTextChar">
-    <w:name w:val="Endnote Text Char"/>
-    <w:basedOn w:val="DefaultParagraphFont"/>
-    <w:link w:val="EndnoteText"/>
+  </w:style>
+  <w:style w:type="character" w:customStyle="1" w:styleId="TextonotaalfinalCar">
+    <w:name w:val="Texto nota al final Car"/>
+    <w:link w:val="Textonotaalfinal"/>
     <w:uiPriority w:val="99"/>
     <w:semiHidden/>
     <w:unhideWhenUsed/>
@@ -1251,4 +1513,319 @@
     </w:rPr>
   </w:style>
 </w:styles>
+</file>
+
+<file path=word/theme/theme1.xml><?xml version="1.0" encoding="utf-8"?>
+<a:theme xmlns:a="http://schemas.openxmlformats.org/drawingml/2006/main" name="Tema de Office">
+  <a:themeElements>
+    <a:clrScheme name="Office">
+      <a:dk1>
+        <a:sysClr val="windowText" lastClr="000000"/>
+      </a:dk1>
+      <a:lt1>
+        <a:sysClr val="window" lastClr="FFFFFF"/>
+      </a:lt1>
+      <a:dk2>
+        <a:srgbClr val="0E2841"/>
+      </a:dk2>
+      <a:lt2>
+        <a:srgbClr val="E8E8E8"/>
+      </a:lt2>
+      <a:accent1>
+        <a:srgbClr val="156082"/>
+      </a:accent1>
+      <a:accent2>
+        <a:srgbClr val="E97132"/>
+      </a:accent2>
+      <a:accent3>
+        <a:srgbClr val="196B24"/>
+      </a:accent3>
+      <a:accent4>
+        <a:srgbClr val="0F9ED5"/>
+      </a:accent4>
+      <a:accent5>
+        <a:srgbClr val="A02B93"/>
+      </a:accent5>
+      <a:accent6>
+        <a:srgbClr val="4EA72E"/>
+      </a:accent6>
+      <a:hlink>
+        <a:srgbClr val="467886"/>
+      </a:hlink>
+      <a:folHlink>
+        <a:srgbClr val="96607D"/>
+      </a:folHlink>
+    </a:clrScheme>
+    <a:fontScheme name="Office">
+      <a:majorFont>
+        <a:latin typeface="Aptos Display" panose="02110004020202020204"/>
+        <a:ea typeface=""/>
+        <a:cs typeface=""/>
+        <a:font script="Jpan" typeface="游ゴシック Light"/>
+        <a:font script="Hang" typeface="맑은 고딕"/>
+        <a:font script="Hans" typeface="等线 Light"/>
+        <a:font script="Hant" typeface="新細明體"/>
+        <a:font script="Arab" typeface="Times New Roman"/>
+        <a:font script="Hebr" typeface="Times New Roman"/>
+        <a:font script="Thai" typeface="Angsana New"/>
+        <a:font script="Ethi" typeface="Nyala"/>
+        <a:font script="Beng" typeface="Vrinda"/>
+        <a:font script="Gujr" typeface="Shruti"/>
+        <a:font script="Khmr" typeface="MoolBoran"/>
+        <a:font script="Knda" typeface="Tunga"/>
+        <a:font script="Guru" typeface="Raavi"/>
+        <a:font script="Cans" typeface="Euphemia"/>
+        <a:font script="Cher" typeface="Plantagenet Cherokee"/>
+        <a:font script="Yiii" typeface="Microsoft Yi Baiti"/>
+        <a:font script="Tibt" typeface="Microsoft Himalaya"/>
+        <a:font script="Thaa" typeface="MV Boli"/>
+        <a:font script="Deva" typeface="Mangal"/>
+        <a:font script="Telu" typeface="Gautami"/>
+        <a:font script="Taml" typeface="Latha"/>
+        <a:font script="Syrc" typeface="Estrangelo Edessa"/>
+        <a:font script="Orya" typeface="Kalinga"/>
+        <a:font script="Mlym" typeface="Kartika"/>
+        <a:font script="Laoo" typeface="DokChampa"/>
+        <a:font script="Sinh" typeface="Iskoola Pota"/>
+        <a:font script="Mong" typeface="Mongolian Baiti"/>
+        <a:font script="Viet" typeface="Times New Roman"/>
+        <a:font script="Uigh" typeface="Microsoft Uighur"/>
+        <a:font script="Geor" typeface="Sylfaen"/>
+        <a:font script="Armn" typeface="Arial"/>
+        <a:font script="Bugi" typeface="Leelawadee UI"/>
+        <a:font script="Bopo" typeface="Microsoft JhengHei"/>
+        <a:font script="Java" typeface="Javanese Text"/>
+        <a:font script="Lisu" typeface="Segoe UI"/>
+        <a:font script="Mymr" typeface="Myanmar Text"/>
+        <a:font script="Nkoo" typeface="Ebrima"/>
+        <a:font script="Olck" typeface="Nirmala UI"/>
+        <a:font script="Osma" typeface="Ebrima"/>
+        <a:font script="Phag" typeface="Phagspa"/>
+        <a:font script="Syrn" typeface="Estrangelo Edessa"/>
+        <a:font script="Syrj" typeface="Estrangelo Edessa"/>
+        <a:font script="Syre" typeface="Estrangelo Edessa"/>
+        <a:font script="Sora" typeface="Nirmala UI"/>
+        <a:font script="Tale" typeface="Microsoft Tai Le"/>
+        <a:font script="Talu" typeface="Microsoft New Tai Lue"/>
+        <a:font script="Tfng" typeface="Ebrima"/>
+      </a:majorFont>
+      <a:minorFont>
+        <a:latin typeface="Aptos" panose="02110004020202020204"/>
+        <a:ea typeface=""/>
+        <a:cs typeface=""/>
+        <a:font script="Jpan" typeface="游明朝"/>
+        <a:font script="Hang" typeface="맑은 고딕"/>
+        <a:font script="Hans" typeface="等线"/>
+        <a:font script="Hant" typeface="新細明體"/>
+        <a:font script="Arab" typeface="Arial"/>
+        <a:font script="Hebr" typeface="Arial"/>
+        <a:font script="Thai" typeface="Cordia New"/>
+        <a:font script="Ethi" typeface="Nyala"/>
+        <a:font script="Beng" typeface="Vrinda"/>
+        <a:font script="Gujr" typeface="Shruti"/>
+        <a:font script="Khmr" typeface="DaunPenh"/>
+        <a:font script="Knda" typeface="Tunga"/>
+        <a:font script="Guru" typeface="Raavi"/>
+        <a:font script="Cans" typeface="Euphemia"/>
+        <a:font script="Cher" typeface="Plantagenet Cherokee"/>
+        <a:font script="Yiii" typeface="Microsoft Yi Baiti"/>
+        <a:font script="Tibt" typeface="Microsoft Himalaya"/>
+        <a:font script="Thaa" typeface="MV Boli"/>
+        <a:font script="Deva" typeface="Mangal"/>
+        <a:font script="Telu" typeface="Gautami"/>
+        <a:font script="Taml" typeface="Latha"/>
+        <a:font script="Syrc" typeface="Estrangelo Edessa"/>
+        <a:font script="Orya" typeface="Kalinga"/>
+        <a:font script="Mlym" typeface="Kartika"/>
+        <a:font script="Laoo" typeface="DokChampa"/>
+        <a:font script="Sinh" typeface="Iskoola Pota"/>
+        <a:font script="Mong" typeface="Mongolian Baiti"/>
+        <a:font script="Viet" typeface="Arial"/>
+        <a:font script="Uigh" typeface="Microsoft Uighur"/>
+        <a:font script="Geor" typeface="Sylfaen"/>
+        <a:font script="Armn" typeface="Arial"/>
+        <a:font script="Bugi" typeface="Leelawadee UI"/>
+        <a:font script="Bopo" typeface="Microsoft JhengHei"/>
+        <a:font script="Java" typeface="Javanese Text"/>
+        <a:font script="Lisu" typeface="Segoe UI"/>
+        <a:font script="Mymr" typeface="Myanmar Text"/>
+        <a:font script="Nkoo" typeface="Ebrima"/>
+        <a:font script="Olck" typeface="Nirmala UI"/>
+        <a:font script="Osma" typeface="Ebrima"/>
+        <a:font script="Phag" typeface="Phagspa"/>
+        <a:font script="Syrn" typeface="Estrangelo Edessa"/>
+        <a:font script="Syrj" typeface="Estrangelo Edessa"/>
+        <a:font script="Syre" typeface="Estrangelo Edessa"/>
+        <a:font script="Sora" typeface="Nirmala UI"/>
+        <a:font script="Tale" typeface="Microsoft Tai Le"/>
+        <a:font script="Talu" typeface="Microsoft New Tai Lue"/>
+        <a:font script="Tfng" typeface="Ebrima"/>
+      </a:minorFont>
+    </a:fontScheme>
+    <a:fmtScheme name="Office">
+      <a:fillStyleLst>
+        <a:solidFill>
+          <a:schemeClr val="phClr"/>
+        </a:solidFill>
+        <a:gradFill rotWithShape="1">
+          <a:gsLst>
+            <a:gs pos="0">
+              <a:schemeClr val="phClr">
+                <a:lumMod val="110000"/>
+                <a:satMod val="105000"/>
+                <a:tint val="67000"/>
+              </a:schemeClr>
+            </a:gs>
+            <a:gs pos="50000">
+              <a:schemeClr val="phClr">
+                <a:lumMod val="105000"/>
+                <a:satMod val="103000"/>
+                <a:tint val="73000"/>
+              </a:schemeClr>
+            </a:gs>
+            <a:gs pos="100000">
+              <a:schemeClr val="phClr">
+                <a:lumMod val="105000"/>
+                <a:satMod val="109000"/>
+                <a:tint val="81000"/>
+              </a:schemeClr>
+            </a:gs>
+          </a:gsLst>
+          <a:lin ang="5400000" scaled="0"/>
+        </a:gradFill>
+        <a:gradFill rotWithShape="1">
+          <a:gsLst>
+            <a:gs pos="0">
+              <a:schemeClr val="phClr">
+                <a:satMod val="103000"/>
+                <a:lumMod val="102000"/>
+                <a:tint val="94000"/>
+              </a:schemeClr>
+            </a:gs>
+            <a:gs pos="50000">
+              <a:schemeClr val="phClr">
+                <a:satMod val="110000"/>
+                <a:lumMod val="100000"/>
+                <a:shade val="100000"/>
+              </a:schemeClr>
+            </a:gs>
+            <a:gs pos="100000">
+              <a:schemeClr val="phClr">
+                <a:lumMod val="99000"/>
+                <a:satMod val="120000"/>
+                <a:shade val="78000"/>
+              </a:schemeClr>
+            </a:gs>
+          </a:gsLst>
+          <a:lin ang="5400000" scaled="0"/>
+        </a:gradFill>
+      </a:fillStyleLst>
+      <a:lnStyleLst>
+        <a:ln w="12700" cap="flat" cmpd="sng" algn="ctr">
+          <a:solidFill>
+            <a:schemeClr val="phClr"/>
+          </a:solidFill>
+          <a:prstDash val="solid"/>
+          <a:miter lim="800000"/>
+        </a:ln>
+        <a:ln w="19050" cap="flat" cmpd="sng" algn="ctr">
+          <a:solidFill>
+            <a:schemeClr val="phClr"/>
+          </a:solidFill>
+          <a:prstDash val="solid"/>
+          <a:miter lim="800000"/>
+        </a:ln>
+        <a:ln w="25400" cap="flat" cmpd="sng" algn="ctr">
+          <a:solidFill>
+            <a:schemeClr val="phClr"/>
+          </a:solidFill>
+          <a:prstDash val="solid"/>
+          <a:miter lim="800000"/>
+        </a:ln>
+      </a:lnStyleLst>
+      <a:effectStyleLst>
+        <a:effectStyle>
+          <a:effectLst/>
+        </a:effectStyle>
+        <a:effectStyle>
+          <a:effectLst/>
+        </a:effectStyle>
+        <a:effectStyle>
+          <a:effectLst>
+            <a:outerShdw blurRad="57150" dist="19050" dir="5400000" algn="ctr" rotWithShape="0">
+              <a:srgbClr val="000000">
+                <a:alpha val="63000"/>
+              </a:srgbClr>
+            </a:outerShdw>
+          </a:effectLst>
+        </a:effectStyle>
+      </a:effectStyleLst>
+      <a:bgFillStyleLst>
+        <a:solidFill>
+          <a:schemeClr val="phClr"/>
+        </a:solidFill>
+        <a:solidFill>
+          <a:schemeClr val="phClr">
+            <a:tint val="95000"/>
+            <a:satMod val="170000"/>
+          </a:schemeClr>
+        </a:solidFill>
+        <a:gradFill rotWithShape="1">
+          <a:gsLst>
+            <a:gs pos="0">
+              <a:schemeClr val="phClr">
+                <a:tint val="93000"/>
+                <a:satMod val="150000"/>
+                <a:shade val="98000"/>
+                <a:lumMod val="102000"/>
+              </a:schemeClr>
+            </a:gs>
+            <a:gs pos="50000">
+              <a:schemeClr val="phClr">
+                <a:tint val="98000"/>
+                <a:satMod val="130000"/>
+                <a:shade val="90000"/>
+                <a:lumMod val="103000"/>
+              </a:schemeClr>
+            </a:gs>
+            <a:gs pos="100000">
+              <a:schemeClr val="phClr">
+                <a:shade val="63000"/>
+                <a:satMod val="120000"/>
+              </a:schemeClr>
+            </a:gs>
+          </a:gsLst>
+          <a:lin ang="5400000" scaled="0"/>
+        </a:gradFill>
+      </a:bgFillStyleLst>
+    </a:fmtScheme>
+  </a:themeElements>
+  <a:objectDefaults>
+    <a:lnDef>
+      <a:spPr/>
+      <a:bodyPr/>
+      <a:lstStyle/>
+      <a:style>
+        <a:lnRef idx="2">
+          <a:schemeClr val="accent1"/>
+        </a:lnRef>
+        <a:fillRef idx="0">
+          <a:schemeClr val="accent1"/>
+        </a:fillRef>
+        <a:effectRef idx="1">
+          <a:schemeClr val="accent1"/>
+        </a:effectRef>
+        <a:fontRef idx="minor">
+          <a:schemeClr val="tx1"/>
+        </a:fontRef>
+      </a:style>
+    </a:lnDef>
+  </a:objectDefaults>
+  <a:extraClrSchemeLst/>
+  <a:extLst>
+    <a:ext uri="{05A4C25C-085E-4340-85A3-A5531E510DB2}">
+      <thm15:themeFamily xmlns:thm15="http://schemas.microsoft.com/office/thememl/2012/main" name="Office Theme" id="{2E142A2C-CD16-42D6-873A-C26D2A0506FA}" vid="{1BDDFF52-6CD6-40A5-AB3C-68EB2F1E4D0A}"/>
+    </a:ext>
+  </a:extLst>
+</a:theme>
 </file>